--- a/Main Method/public static void.docx
+++ b/Main Method/public static void.docx
@@ -16,25 +16,4631 @@
           <w:szCs w:val="28"/>
           <w:lang w:val="en-US"/>
         </w:rPr>
-        <w:t>public static void (Strings[</w:t>
-      </w:r>
-      <w:proofErr w:type="spellStart"/>
-      <w:r>
-        <w:rPr>
-          <w:sz w:val="28"/>
-          <w:szCs w:val="28"/>
-          <w:lang w:val="en-US"/>
-        </w:rPr>
-        <w:t>args</w:t>
-      </w:r>
-      <w:proofErr w:type="spellEnd"/>
-      <w:r>
-        <w:rPr>
-          <w:sz w:val="28"/>
-          <w:szCs w:val="28"/>
-          <w:lang w:val="en-US"/>
-        </w:rPr>
-        <w:t>]</w:t>
+        <w:t xml:space="preserve">public static void </w:t>
+      </w:r>
+      <w:proofErr w:type="gramStart"/>
+      <w:r>
+        <w:rPr>
+          <w:sz w:val="28"/>
+          <w:szCs w:val="28"/>
+          <w:lang w:val="en-US"/>
+        </w:rPr>
+        <w:t>main</w:t>
+      </w:r>
+      <w:r>
+        <w:rPr>
+          <w:sz w:val="28"/>
+          <w:szCs w:val="28"/>
+          <w:lang w:val="en-US"/>
+        </w:rPr>
+        <w:t>(</w:t>
+      </w:r>
+      <w:proofErr w:type="gramEnd"/>
+      <w:r>
+        <w:rPr>
+          <w:sz w:val="28"/>
+          <w:szCs w:val="28"/>
+          <w:lang w:val="en-US"/>
+        </w:rPr>
+        <w:t>String</w:t>
+      </w:r>
+      <w:r>
+        <w:rPr>
+          <w:sz w:val="28"/>
+          <w:szCs w:val="28"/>
+          <w:lang w:val="en-US"/>
+        </w:rPr>
+        <w:t xml:space="preserve">[] </w:t>
+      </w:r>
+      <w:proofErr w:type="spellStart"/>
+      <w:r>
+        <w:rPr>
+          <w:sz w:val="28"/>
+          <w:szCs w:val="28"/>
+          <w:lang w:val="en-US"/>
+        </w:rPr>
+        <w:t>args</w:t>
+      </w:r>
+      <w:proofErr w:type="spellEnd"/>
+      <w:r>
+        <w:rPr>
+          <w:sz w:val="28"/>
+          <w:szCs w:val="28"/>
+          <w:lang w:val="en-US"/>
+        </w:rPr>
+        <w:t>){</w:t>
+      </w:r>
+    </w:p>
+    <w:p>
+      <w:pPr>
+        <w:rPr>
+          <w:sz w:val="28"/>
+          <w:szCs w:val="28"/>
+          <w:lang w:val="en-US"/>
+        </w:rPr>
+      </w:pPr>
+      <w:r>
+        <w:rPr>
+          <w:sz w:val="28"/>
+          <w:szCs w:val="28"/>
+          <w:lang w:val="en-US"/>
+        </w:rPr>
+        <w:t>}</w:t>
+      </w:r>
+    </w:p>
+    <w:p>
+      <w:pPr>
+        <w:rPr>
+          <w:sz w:val="28"/>
+          <w:szCs w:val="28"/>
+          <w:lang w:val="en-US"/>
+        </w:rPr>
+      </w:pPr>
+      <w:r>
+        <w:rPr>
+          <w:sz w:val="28"/>
+          <w:szCs w:val="28"/>
+          <w:lang w:val="en-US"/>
+        </w:rPr>
+        <w:t xml:space="preserve">public static void </w:t>
+      </w:r>
+      <w:proofErr w:type="gramStart"/>
+      <w:r>
+        <w:rPr>
+          <w:sz w:val="28"/>
+          <w:szCs w:val="28"/>
+          <w:lang w:val="en-US"/>
+        </w:rPr>
+        <w:t>main(</w:t>
+      </w:r>
+      <w:proofErr w:type="gramEnd"/>
+      <w:r>
+        <w:rPr>
+          <w:sz w:val="28"/>
+          <w:szCs w:val="28"/>
+          <w:lang w:val="en-US"/>
+        </w:rPr>
+        <w:t xml:space="preserve">String[] </w:t>
+      </w:r>
+      <w:proofErr w:type="spellStart"/>
+      <w:r>
+        <w:rPr>
+          <w:sz w:val="28"/>
+          <w:szCs w:val="28"/>
+          <w:lang w:val="en-US"/>
+        </w:rPr>
+        <w:t>args</w:t>
+      </w:r>
+      <w:proofErr w:type="spellEnd"/>
+      <w:r>
+        <w:rPr>
+          <w:sz w:val="28"/>
+          <w:szCs w:val="28"/>
+          <w:lang w:val="en-US"/>
+        </w:rPr>
+        <w:t>){</w:t>
+      </w:r>
+    </w:p>
+    <w:p>
+      <w:pPr>
+        <w:rPr>
+          <w:sz w:val="28"/>
+          <w:szCs w:val="28"/>
+          <w:lang w:val="en-US"/>
+        </w:rPr>
+      </w:pPr>
+      <w:r>
+        <w:rPr>
+          <w:sz w:val="28"/>
+          <w:szCs w:val="28"/>
+          <w:lang w:val="en-US"/>
+        </w:rPr>
+        <w:t>}</w:t>
+      </w:r>
+    </w:p>
+    <w:p>
+      <w:pPr>
+        <w:rPr>
+          <w:sz w:val="28"/>
+          <w:szCs w:val="28"/>
+          <w:lang w:val="en-US"/>
+        </w:rPr>
+      </w:pPr>
+      <w:r>
+        <w:rPr>
+          <w:sz w:val="28"/>
+          <w:szCs w:val="28"/>
+          <w:lang w:val="en-US"/>
+        </w:rPr>
+        <w:t xml:space="preserve">public static void </w:t>
+      </w:r>
+      <w:proofErr w:type="gramStart"/>
+      <w:r>
+        <w:rPr>
+          <w:sz w:val="28"/>
+          <w:szCs w:val="28"/>
+          <w:lang w:val="en-US"/>
+        </w:rPr>
+        <w:t>main(</w:t>
+      </w:r>
+      <w:proofErr w:type="gramEnd"/>
+      <w:r>
+        <w:rPr>
+          <w:sz w:val="28"/>
+          <w:szCs w:val="28"/>
+          <w:lang w:val="en-US"/>
+        </w:rPr>
+        <w:t xml:space="preserve">String[] </w:t>
+      </w:r>
+      <w:proofErr w:type="spellStart"/>
+      <w:r>
+        <w:rPr>
+          <w:sz w:val="28"/>
+          <w:szCs w:val="28"/>
+          <w:lang w:val="en-US"/>
+        </w:rPr>
+        <w:t>args</w:t>
+      </w:r>
+      <w:proofErr w:type="spellEnd"/>
+      <w:r>
+        <w:rPr>
+          <w:sz w:val="28"/>
+          <w:szCs w:val="28"/>
+          <w:lang w:val="en-US"/>
+        </w:rPr>
+        <w:t>){</w:t>
+      </w:r>
+    </w:p>
+    <w:p>
+      <w:pPr>
+        <w:rPr>
+          <w:sz w:val="28"/>
+          <w:szCs w:val="28"/>
+          <w:lang w:val="en-US"/>
+        </w:rPr>
+      </w:pPr>
+      <w:r>
+        <w:rPr>
+          <w:sz w:val="28"/>
+          <w:szCs w:val="28"/>
+          <w:lang w:val="en-US"/>
+        </w:rPr>
+        <w:t>}</w:t>
+      </w:r>
+    </w:p>
+    <w:p>
+      <w:pPr>
+        <w:rPr>
+          <w:sz w:val="28"/>
+          <w:szCs w:val="28"/>
+          <w:lang w:val="en-US"/>
+        </w:rPr>
+      </w:pPr>
+      <w:r>
+        <w:rPr>
+          <w:sz w:val="28"/>
+          <w:szCs w:val="28"/>
+          <w:lang w:val="en-US"/>
+        </w:rPr>
+        <w:t xml:space="preserve">public static void </w:t>
+      </w:r>
+      <w:proofErr w:type="gramStart"/>
+      <w:r>
+        <w:rPr>
+          <w:sz w:val="28"/>
+          <w:szCs w:val="28"/>
+          <w:lang w:val="en-US"/>
+        </w:rPr>
+        <w:t>main(</w:t>
+      </w:r>
+      <w:proofErr w:type="gramEnd"/>
+      <w:r>
+        <w:rPr>
+          <w:sz w:val="28"/>
+          <w:szCs w:val="28"/>
+          <w:lang w:val="en-US"/>
+        </w:rPr>
+        <w:t xml:space="preserve">String[] </w:t>
+      </w:r>
+      <w:proofErr w:type="spellStart"/>
+      <w:r>
+        <w:rPr>
+          <w:sz w:val="28"/>
+          <w:szCs w:val="28"/>
+          <w:lang w:val="en-US"/>
+        </w:rPr>
+        <w:t>args</w:t>
+      </w:r>
+      <w:proofErr w:type="spellEnd"/>
+      <w:r>
+        <w:rPr>
+          <w:sz w:val="28"/>
+          <w:szCs w:val="28"/>
+          <w:lang w:val="en-US"/>
+        </w:rPr>
+        <w:t>){</w:t>
+      </w:r>
+    </w:p>
+    <w:p>
+      <w:pPr>
+        <w:rPr>
+          <w:sz w:val="28"/>
+          <w:szCs w:val="28"/>
+          <w:lang w:val="en-US"/>
+        </w:rPr>
+      </w:pPr>
+      <w:r>
+        <w:rPr>
+          <w:sz w:val="28"/>
+          <w:szCs w:val="28"/>
+          <w:lang w:val="en-US"/>
+        </w:rPr>
+        <w:t>}</w:t>
+      </w:r>
+    </w:p>
+    <w:p>
+      <w:pPr>
+        <w:rPr>
+          <w:sz w:val="28"/>
+          <w:szCs w:val="28"/>
+          <w:lang w:val="en-US"/>
+        </w:rPr>
+      </w:pPr>
+      <w:r>
+        <w:rPr>
+          <w:sz w:val="28"/>
+          <w:szCs w:val="28"/>
+          <w:lang w:val="en-US"/>
+        </w:rPr>
+        <w:t xml:space="preserve">public static void </w:t>
+      </w:r>
+      <w:proofErr w:type="gramStart"/>
+      <w:r>
+        <w:rPr>
+          <w:sz w:val="28"/>
+          <w:szCs w:val="28"/>
+          <w:lang w:val="en-US"/>
+        </w:rPr>
+        <w:t>main(</w:t>
+      </w:r>
+      <w:proofErr w:type="gramEnd"/>
+      <w:r>
+        <w:rPr>
+          <w:sz w:val="28"/>
+          <w:szCs w:val="28"/>
+          <w:lang w:val="en-US"/>
+        </w:rPr>
+        <w:t xml:space="preserve">String[] </w:t>
+      </w:r>
+      <w:proofErr w:type="spellStart"/>
+      <w:r>
+        <w:rPr>
+          <w:sz w:val="28"/>
+          <w:szCs w:val="28"/>
+          <w:lang w:val="en-US"/>
+        </w:rPr>
+        <w:t>args</w:t>
+      </w:r>
+      <w:proofErr w:type="spellEnd"/>
+      <w:r>
+        <w:rPr>
+          <w:sz w:val="28"/>
+          <w:szCs w:val="28"/>
+          <w:lang w:val="en-US"/>
+        </w:rPr>
+        <w:t>){</w:t>
+      </w:r>
+    </w:p>
+    <w:p>
+      <w:pPr>
+        <w:rPr>
+          <w:sz w:val="28"/>
+          <w:szCs w:val="28"/>
+          <w:lang w:val="en-US"/>
+        </w:rPr>
+      </w:pPr>
+      <w:r>
+        <w:rPr>
+          <w:sz w:val="28"/>
+          <w:szCs w:val="28"/>
+          <w:lang w:val="en-US"/>
+        </w:rPr>
+        <w:t>}</w:t>
+      </w:r>
+    </w:p>
+    <w:p>
+      <w:pPr>
+        <w:rPr>
+          <w:sz w:val="28"/>
+          <w:szCs w:val="28"/>
+          <w:lang w:val="en-US"/>
+        </w:rPr>
+      </w:pPr>
+      <w:r>
+        <w:rPr>
+          <w:sz w:val="28"/>
+          <w:szCs w:val="28"/>
+          <w:lang w:val="en-US"/>
+        </w:rPr>
+        <w:t xml:space="preserve">public static void </w:t>
+      </w:r>
+      <w:proofErr w:type="gramStart"/>
+      <w:r>
+        <w:rPr>
+          <w:sz w:val="28"/>
+          <w:szCs w:val="28"/>
+          <w:lang w:val="en-US"/>
+        </w:rPr>
+        <w:t>main(</w:t>
+      </w:r>
+      <w:proofErr w:type="gramEnd"/>
+      <w:r>
+        <w:rPr>
+          <w:sz w:val="28"/>
+          <w:szCs w:val="28"/>
+          <w:lang w:val="en-US"/>
+        </w:rPr>
+        <w:t xml:space="preserve">String[] </w:t>
+      </w:r>
+      <w:proofErr w:type="spellStart"/>
+      <w:r>
+        <w:rPr>
+          <w:sz w:val="28"/>
+          <w:szCs w:val="28"/>
+          <w:lang w:val="en-US"/>
+        </w:rPr>
+        <w:t>args</w:t>
+      </w:r>
+      <w:proofErr w:type="spellEnd"/>
+      <w:r>
+        <w:rPr>
+          <w:sz w:val="28"/>
+          <w:szCs w:val="28"/>
+          <w:lang w:val="en-US"/>
+        </w:rPr>
+        <w:t>){</w:t>
+      </w:r>
+    </w:p>
+    <w:p>
+      <w:pPr>
+        <w:rPr>
+          <w:sz w:val="28"/>
+          <w:szCs w:val="28"/>
+          <w:lang w:val="en-US"/>
+        </w:rPr>
+      </w:pPr>
+      <w:r>
+        <w:rPr>
+          <w:sz w:val="28"/>
+          <w:szCs w:val="28"/>
+          <w:lang w:val="en-US"/>
+        </w:rPr>
+        <w:t>}</w:t>
+      </w:r>
+    </w:p>
+    <w:p>
+      <w:pPr>
+        <w:rPr>
+          <w:sz w:val="28"/>
+          <w:szCs w:val="28"/>
+          <w:lang w:val="en-US"/>
+        </w:rPr>
+      </w:pPr>
+      <w:r>
+        <w:rPr>
+          <w:sz w:val="28"/>
+          <w:szCs w:val="28"/>
+          <w:lang w:val="en-US"/>
+        </w:rPr>
+        <w:t xml:space="preserve">public static void </w:t>
+      </w:r>
+      <w:proofErr w:type="gramStart"/>
+      <w:r>
+        <w:rPr>
+          <w:sz w:val="28"/>
+          <w:szCs w:val="28"/>
+          <w:lang w:val="en-US"/>
+        </w:rPr>
+        <w:t>main(</w:t>
+      </w:r>
+      <w:proofErr w:type="gramEnd"/>
+      <w:r>
+        <w:rPr>
+          <w:sz w:val="28"/>
+          <w:szCs w:val="28"/>
+          <w:lang w:val="en-US"/>
+        </w:rPr>
+        <w:t xml:space="preserve">String[] </w:t>
+      </w:r>
+      <w:proofErr w:type="spellStart"/>
+      <w:r>
+        <w:rPr>
+          <w:sz w:val="28"/>
+          <w:szCs w:val="28"/>
+          <w:lang w:val="en-US"/>
+        </w:rPr>
+        <w:t>args</w:t>
+      </w:r>
+      <w:proofErr w:type="spellEnd"/>
+      <w:r>
+        <w:rPr>
+          <w:sz w:val="28"/>
+          <w:szCs w:val="28"/>
+          <w:lang w:val="en-US"/>
+        </w:rPr>
+        <w:t>){</w:t>
+      </w:r>
+    </w:p>
+    <w:p>
+      <w:pPr>
+        <w:rPr>
+          <w:sz w:val="28"/>
+          <w:szCs w:val="28"/>
+          <w:lang w:val="en-US"/>
+        </w:rPr>
+      </w:pPr>
+      <w:r>
+        <w:rPr>
+          <w:sz w:val="28"/>
+          <w:szCs w:val="28"/>
+          <w:lang w:val="en-US"/>
+        </w:rPr>
+        <w:t>}</w:t>
+      </w:r>
+    </w:p>
+    <w:p>
+      <w:pPr>
+        <w:rPr>
+          <w:sz w:val="28"/>
+          <w:szCs w:val="28"/>
+          <w:lang w:val="en-US"/>
+        </w:rPr>
+      </w:pPr>
+      <w:r>
+        <w:rPr>
+          <w:sz w:val="28"/>
+          <w:szCs w:val="28"/>
+          <w:lang w:val="en-US"/>
+        </w:rPr>
+        <w:t xml:space="preserve">public static void </w:t>
+      </w:r>
+      <w:proofErr w:type="gramStart"/>
+      <w:r>
+        <w:rPr>
+          <w:sz w:val="28"/>
+          <w:szCs w:val="28"/>
+          <w:lang w:val="en-US"/>
+        </w:rPr>
+        <w:t>main(</w:t>
+      </w:r>
+      <w:proofErr w:type="gramEnd"/>
+      <w:r>
+        <w:rPr>
+          <w:sz w:val="28"/>
+          <w:szCs w:val="28"/>
+          <w:lang w:val="en-US"/>
+        </w:rPr>
+        <w:t xml:space="preserve">String[] </w:t>
+      </w:r>
+      <w:proofErr w:type="spellStart"/>
+      <w:r>
+        <w:rPr>
+          <w:sz w:val="28"/>
+          <w:szCs w:val="28"/>
+          <w:lang w:val="en-US"/>
+        </w:rPr>
+        <w:t>args</w:t>
+      </w:r>
+      <w:proofErr w:type="spellEnd"/>
+      <w:r>
+        <w:rPr>
+          <w:sz w:val="28"/>
+          <w:szCs w:val="28"/>
+          <w:lang w:val="en-US"/>
+        </w:rPr>
+        <w:t>){</w:t>
+      </w:r>
+    </w:p>
+    <w:p>
+      <w:pPr>
+        <w:rPr>
+          <w:sz w:val="28"/>
+          <w:szCs w:val="28"/>
+          <w:lang w:val="en-US"/>
+        </w:rPr>
+      </w:pPr>
+      <w:r>
+        <w:rPr>
+          <w:sz w:val="28"/>
+          <w:szCs w:val="28"/>
+          <w:lang w:val="en-US"/>
+        </w:rPr>
+        <w:t>}</w:t>
+      </w:r>
+    </w:p>
+    <w:p>
+      <w:pPr>
+        <w:rPr>
+          <w:sz w:val="28"/>
+          <w:szCs w:val="28"/>
+          <w:lang w:val="en-US"/>
+        </w:rPr>
+      </w:pPr>
+      <w:r>
+        <w:rPr>
+          <w:sz w:val="28"/>
+          <w:szCs w:val="28"/>
+          <w:lang w:val="en-US"/>
+        </w:rPr>
+        <w:t xml:space="preserve">public static void </w:t>
+      </w:r>
+      <w:proofErr w:type="gramStart"/>
+      <w:r>
+        <w:rPr>
+          <w:sz w:val="28"/>
+          <w:szCs w:val="28"/>
+          <w:lang w:val="en-US"/>
+        </w:rPr>
+        <w:t>main(</w:t>
+      </w:r>
+      <w:proofErr w:type="gramEnd"/>
+      <w:r>
+        <w:rPr>
+          <w:sz w:val="28"/>
+          <w:szCs w:val="28"/>
+          <w:lang w:val="en-US"/>
+        </w:rPr>
+        <w:t xml:space="preserve">String[] </w:t>
+      </w:r>
+      <w:proofErr w:type="spellStart"/>
+      <w:r>
+        <w:rPr>
+          <w:sz w:val="28"/>
+          <w:szCs w:val="28"/>
+          <w:lang w:val="en-US"/>
+        </w:rPr>
+        <w:t>args</w:t>
+      </w:r>
+      <w:proofErr w:type="spellEnd"/>
+      <w:r>
+        <w:rPr>
+          <w:sz w:val="28"/>
+          <w:szCs w:val="28"/>
+          <w:lang w:val="en-US"/>
+        </w:rPr>
+        <w:t>){</w:t>
+      </w:r>
+    </w:p>
+    <w:p>
+      <w:pPr>
+        <w:rPr>
+          <w:sz w:val="28"/>
+          <w:szCs w:val="28"/>
+          <w:lang w:val="en-US"/>
+        </w:rPr>
+      </w:pPr>
+      <w:r>
+        <w:rPr>
+          <w:sz w:val="28"/>
+          <w:szCs w:val="28"/>
+          <w:lang w:val="en-US"/>
+        </w:rPr>
+        <w:t>}</w:t>
+      </w:r>
+    </w:p>
+    <w:p>
+      <w:pPr>
+        <w:rPr>
+          <w:sz w:val="28"/>
+          <w:szCs w:val="28"/>
+          <w:lang w:val="en-US"/>
+        </w:rPr>
+      </w:pPr>
+      <w:r>
+        <w:rPr>
+          <w:sz w:val="28"/>
+          <w:szCs w:val="28"/>
+          <w:lang w:val="en-US"/>
+        </w:rPr>
+        <w:t xml:space="preserve">public static void </w:t>
+      </w:r>
+      <w:proofErr w:type="gramStart"/>
+      <w:r>
+        <w:rPr>
+          <w:sz w:val="28"/>
+          <w:szCs w:val="28"/>
+          <w:lang w:val="en-US"/>
+        </w:rPr>
+        <w:t>main(</w:t>
+      </w:r>
+      <w:proofErr w:type="gramEnd"/>
+      <w:r>
+        <w:rPr>
+          <w:sz w:val="28"/>
+          <w:szCs w:val="28"/>
+          <w:lang w:val="en-US"/>
+        </w:rPr>
+        <w:t xml:space="preserve">String[] </w:t>
+      </w:r>
+      <w:proofErr w:type="spellStart"/>
+      <w:r>
+        <w:rPr>
+          <w:sz w:val="28"/>
+          <w:szCs w:val="28"/>
+          <w:lang w:val="en-US"/>
+        </w:rPr>
+        <w:t>args</w:t>
+      </w:r>
+      <w:proofErr w:type="spellEnd"/>
+      <w:r>
+        <w:rPr>
+          <w:sz w:val="28"/>
+          <w:szCs w:val="28"/>
+          <w:lang w:val="en-US"/>
+        </w:rPr>
+        <w:t>){</w:t>
+      </w:r>
+    </w:p>
+    <w:p>
+      <w:pPr>
+        <w:rPr>
+          <w:sz w:val="28"/>
+          <w:szCs w:val="28"/>
+          <w:lang w:val="en-US"/>
+        </w:rPr>
+      </w:pPr>
+      <w:r>
+        <w:rPr>
+          <w:sz w:val="28"/>
+          <w:szCs w:val="28"/>
+          <w:lang w:val="en-US"/>
+        </w:rPr>
+        <w:t>}</w:t>
+      </w:r>
+    </w:p>
+    <w:p>
+      <w:pPr>
+        <w:rPr>
+          <w:sz w:val="28"/>
+          <w:szCs w:val="28"/>
+          <w:lang w:val="en-US"/>
+        </w:rPr>
+      </w:pPr>
+      <w:r>
+        <w:rPr>
+          <w:sz w:val="28"/>
+          <w:szCs w:val="28"/>
+          <w:lang w:val="en-US"/>
+        </w:rPr>
+        <w:t xml:space="preserve">public static void </w:t>
+      </w:r>
+      <w:proofErr w:type="gramStart"/>
+      <w:r>
+        <w:rPr>
+          <w:sz w:val="28"/>
+          <w:szCs w:val="28"/>
+          <w:lang w:val="en-US"/>
+        </w:rPr>
+        <w:t>main(</w:t>
+      </w:r>
+      <w:proofErr w:type="gramEnd"/>
+      <w:r>
+        <w:rPr>
+          <w:sz w:val="28"/>
+          <w:szCs w:val="28"/>
+          <w:lang w:val="en-US"/>
+        </w:rPr>
+        <w:t xml:space="preserve">String[] </w:t>
+      </w:r>
+      <w:proofErr w:type="spellStart"/>
+      <w:r>
+        <w:rPr>
+          <w:sz w:val="28"/>
+          <w:szCs w:val="28"/>
+          <w:lang w:val="en-US"/>
+        </w:rPr>
+        <w:t>args</w:t>
+      </w:r>
+      <w:proofErr w:type="spellEnd"/>
+      <w:r>
+        <w:rPr>
+          <w:sz w:val="28"/>
+          <w:szCs w:val="28"/>
+          <w:lang w:val="en-US"/>
+        </w:rPr>
+        <w:t>){</w:t>
+      </w:r>
+    </w:p>
+    <w:p>
+      <w:pPr>
+        <w:rPr>
+          <w:sz w:val="28"/>
+          <w:szCs w:val="28"/>
+          <w:lang w:val="en-US"/>
+        </w:rPr>
+      </w:pPr>
+      <w:r>
+        <w:rPr>
+          <w:sz w:val="28"/>
+          <w:szCs w:val="28"/>
+          <w:lang w:val="en-US"/>
+        </w:rPr>
+        <w:t>}</w:t>
+      </w:r>
+    </w:p>
+    <w:p>
+      <w:pPr>
+        <w:rPr>
+          <w:sz w:val="28"/>
+          <w:szCs w:val="28"/>
+          <w:lang w:val="en-US"/>
+        </w:rPr>
+      </w:pPr>
+      <w:r>
+        <w:rPr>
+          <w:sz w:val="28"/>
+          <w:szCs w:val="28"/>
+          <w:lang w:val="en-US"/>
+        </w:rPr>
+        <w:t xml:space="preserve">public static void </w:t>
+      </w:r>
+      <w:proofErr w:type="gramStart"/>
+      <w:r>
+        <w:rPr>
+          <w:sz w:val="28"/>
+          <w:szCs w:val="28"/>
+          <w:lang w:val="en-US"/>
+        </w:rPr>
+        <w:t>main(</w:t>
+      </w:r>
+      <w:proofErr w:type="gramEnd"/>
+      <w:r>
+        <w:rPr>
+          <w:sz w:val="28"/>
+          <w:szCs w:val="28"/>
+          <w:lang w:val="en-US"/>
+        </w:rPr>
+        <w:t xml:space="preserve">String[] </w:t>
+      </w:r>
+      <w:proofErr w:type="spellStart"/>
+      <w:r>
+        <w:rPr>
+          <w:sz w:val="28"/>
+          <w:szCs w:val="28"/>
+          <w:lang w:val="en-US"/>
+        </w:rPr>
+        <w:t>args</w:t>
+      </w:r>
+      <w:proofErr w:type="spellEnd"/>
+      <w:r>
+        <w:rPr>
+          <w:sz w:val="28"/>
+          <w:szCs w:val="28"/>
+          <w:lang w:val="en-US"/>
+        </w:rPr>
+        <w:t>){</w:t>
+      </w:r>
+    </w:p>
+    <w:p>
+      <w:pPr>
+        <w:rPr>
+          <w:sz w:val="28"/>
+          <w:szCs w:val="28"/>
+          <w:lang w:val="en-US"/>
+        </w:rPr>
+      </w:pPr>
+      <w:r>
+        <w:rPr>
+          <w:sz w:val="28"/>
+          <w:szCs w:val="28"/>
+          <w:lang w:val="en-US"/>
+        </w:rPr>
+        <w:t>}</w:t>
+      </w:r>
+    </w:p>
+    <w:p>
+      <w:pPr>
+        <w:rPr>
+          <w:sz w:val="28"/>
+          <w:szCs w:val="28"/>
+          <w:lang w:val="en-US"/>
+        </w:rPr>
+      </w:pPr>
+      <w:r>
+        <w:rPr>
+          <w:sz w:val="28"/>
+          <w:szCs w:val="28"/>
+          <w:lang w:val="en-US"/>
+        </w:rPr>
+        <w:t xml:space="preserve">public static void </w:t>
+      </w:r>
+      <w:proofErr w:type="gramStart"/>
+      <w:r>
+        <w:rPr>
+          <w:sz w:val="28"/>
+          <w:szCs w:val="28"/>
+          <w:lang w:val="en-US"/>
+        </w:rPr>
+        <w:t>main(</w:t>
+      </w:r>
+      <w:proofErr w:type="gramEnd"/>
+      <w:r>
+        <w:rPr>
+          <w:sz w:val="28"/>
+          <w:szCs w:val="28"/>
+          <w:lang w:val="en-US"/>
+        </w:rPr>
+        <w:t xml:space="preserve">String[] </w:t>
+      </w:r>
+      <w:proofErr w:type="spellStart"/>
+      <w:r>
+        <w:rPr>
+          <w:sz w:val="28"/>
+          <w:szCs w:val="28"/>
+          <w:lang w:val="en-US"/>
+        </w:rPr>
+        <w:t>args</w:t>
+      </w:r>
+      <w:proofErr w:type="spellEnd"/>
+      <w:r>
+        <w:rPr>
+          <w:sz w:val="28"/>
+          <w:szCs w:val="28"/>
+          <w:lang w:val="en-US"/>
+        </w:rPr>
+        <w:t>){</w:t>
+      </w:r>
+    </w:p>
+    <w:p>
+      <w:pPr>
+        <w:rPr>
+          <w:sz w:val="28"/>
+          <w:szCs w:val="28"/>
+          <w:lang w:val="en-US"/>
+        </w:rPr>
+      </w:pPr>
+      <w:r>
+        <w:rPr>
+          <w:sz w:val="28"/>
+          <w:szCs w:val="28"/>
+          <w:lang w:val="en-US"/>
+        </w:rPr>
+        <w:t>}</w:t>
+      </w:r>
+    </w:p>
+    <w:p>
+      <w:pPr>
+        <w:rPr>
+          <w:sz w:val="28"/>
+          <w:szCs w:val="28"/>
+          <w:lang w:val="en-US"/>
+        </w:rPr>
+      </w:pPr>
+      <w:r>
+        <w:rPr>
+          <w:sz w:val="28"/>
+          <w:szCs w:val="28"/>
+          <w:lang w:val="en-US"/>
+        </w:rPr>
+        <w:lastRenderedPageBreak/>
+        <w:t xml:space="preserve">public static void </w:t>
+      </w:r>
+      <w:proofErr w:type="gramStart"/>
+      <w:r>
+        <w:rPr>
+          <w:sz w:val="28"/>
+          <w:szCs w:val="28"/>
+          <w:lang w:val="en-US"/>
+        </w:rPr>
+        <w:t>main(</w:t>
+      </w:r>
+      <w:proofErr w:type="gramEnd"/>
+      <w:r>
+        <w:rPr>
+          <w:sz w:val="28"/>
+          <w:szCs w:val="28"/>
+          <w:lang w:val="en-US"/>
+        </w:rPr>
+        <w:t xml:space="preserve">String[] </w:t>
+      </w:r>
+      <w:proofErr w:type="spellStart"/>
+      <w:r>
+        <w:rPr>
+          <w:sz w:val="28"/>
+          <w:szCs w:val="28"/>
+          <w:lang w:val="en-US"/>
+        </w:rPr>
+        <w:t>args</w:t>
+      </w:r>
+      <w:proofErr w:type="spellEnd"/>
+      <w:r>
+        <w:rPr>
+          <w:sz w:val="28"/>
+          <w:szCs w:val="28"/>
+          <w:lang w:val="en-US"/>
+        </w:rPr>
+        <w:t>){</w:t>
+      </w:r>
+    </w:p>
+    <w:p>
+      <w:pPr>
+        <w:rPr>
+          <w:sz w:val="28"/>
+          <w:szCs w:val="28"/>
+          <w:lang w:val="en-US"/>
+        </w:rPr>
+      </w:pPr>
+      <w:r>
+        <w:rPr>
+          <w:sz w:val="28"/>
+          <w:szCs w:val="28"/>
+          <w:lang w:val="en-US"/>
+        </w:rPr>
+        <w:t>}</w:t>
+      </w:r>
+    </w:p>
+    <w:p>
+      <w:pPr>
+        <w:rPr>
+          <w:sz w:val="28"/>
+          <w:szCs w:val="28"/>
+          <w:lang w:val="en-US"/>
+        </w:rPr>
+      </w:pPr>
+      <w:r>
+        <w:rPr>
+          <w:sz w:val="28"/>
+          <w:szCs w:val="28"/>
+          <w:lang w:val="en-US"/>
+        </w:rPr>
+        <w:t xml:space="preserve">public static void </w:t>
+      </w:r>
+      <w:proofErr w:type="gramStart"/>
+      <w:r>
+        <w:rPr>
+          <w:sz w:val="28"/>
+          <w:szCs w:val="28"/>
+          <w:lang w:val="en-US"/>
+        </w:rPr>
+        <w:t>main(</w:t>
+      </w:r>
+      <w:proofErr w:type="gramEnd"/>
+      <w:r>
+        <w:rPr>
+          <w:sz w:val="28"/>
+          <w:szCs w:val="28"/>
+          <w:lang w:val="en-US"/>
+        </w:rPr>
+        <w:t xml:space="preserve">String[] </w:t>
+      </w:r>
+      <w:proofErr w:type="spellStart"/>
+      <w:r>
+        <w:rPr>
+          <w:sz w:val="28"/>
+          <w:szCs w:val="28"/>
+          <w:lang w:val="en-US"/>
+        </w:rPr>
+        <w:t>args</w:t>
+      </w:r>
+      <w:proofErr w:type="spellEnd"/>
+      <w:r>
+        <w:rPr>
+          <w:sz w:val="28"/>
+          <w:szCs w:val="28"/>
+          <w:lang w:val="en-US"/>
+        </w:rPr>
+        <w:t>){</w:t>
+      </w:r>
+    </w:p>
+    <w:p>
+      <w:pPr>
+        <w:rPr>
+          <w:sz w:val="28"/>
+          <w:szCs w:val="28"/>
+          <w:lang w:val="en-US"/>
+        </w:rPr>
+      </w:pPr>
+      <w:r>
+        <w:rPr>
+          <w:sz w:val="28"/>
+          <w:szCs w:val="28"/>
+          <w:lang w:val="en-US"/>
+        </w:rPr>
+        <w:t>}</w:t>
+      </w:r>
+    </w:p>
+    <w:p>
+      <w:pPr>
+        <w:rPr>
+          <w:sz w:val="28"/>
+          <w:szCs w:val="28"/>
+          <w:lang w:val="en-US"/>
+        </w:rPr>
+      </w:pPr>
+      <w:r>
+        <w:rPr>
+          <w:sz w:val="28"/>
+          <w:szCs w:val="28"/>
+          <w:lang w:val="en-US"/>
+        </w:rPr>
+        <w:t xml:space="preserve">public static void </w:t>
+      </w:r>
+      <w:proofErr w:type="gramStart"/>
+      <w:r>
+        <w:rPr>
+          <w:sz w:val="28"/>
+          <w:szCs w:val="28"/>
+          <w:lang w:val="en-US"/>
+        </w:rPr>
+        <w:t>main(</w:t>
+      </w:r>
+      <w:proofErr w:type="gramEnd"/>
+      <w:r>
+        <w:rPr>
+          <w:sz w:val="28"/>
+          <w:szCs w:val="28"/>
+          <w:lang w:val="en-US"/>
+        </w:rPr>
+        <w:t xml:space="preserve">String[] </w:t>
+      </w:r>
+      <w:proofErr w:type="spellStart"/>
+      <w:r>
+        <w:rPr>
+          <w:sz w:val="28"/>
+          <w:szCs w:val="28"/>
+          <w:lang w:val="en-US"/>
+        </w:rPr>
+        <w:t>args</w:t>
+      </w:r>
+      <w:proofErr w:type="spellEnd"/>
+      <w:r>
+        <w:rPr>
+          <w:sz w:val="28"/>
+          <w:szCs w:val="28"/>
+          <w:lang w:val="en-US"/>
+        </w:rPr>
+        <w:t>){</w:t>
+      </w:r>
+    </w:p>
+    <w:p>
+      <w:pPr>
+        <w:rPr>
+          <w:sz w:val="28"/>
+          <w:szCs w:val="28"/>
+          <w:lang w:val="en-US"/>
+        </w:rPr>
+      </w:pPr>
+      <w:r>
+        <w:rPr>
+          <w:sz w:val="28"/>
+          <w:szCs w:val="28"/>
+          <w:lang w:val="en-US"/>
+        </w:rPr>
+        <w:t>}</w:t>
+      </w:r>
+    </w:p>
+    <w:p>
+      <w:pPr>
+        <w:rPr>
+          <w:sz w:val="28"/>
+          <w:szCs w:val="28"/>
+          <w:lang w:val="en-US"/>
+        </w:rPr>
+      </w:pPr>
+      <w:r>
+        <w:rPr>
+          <w:sz w:val="28"/>
+          <w:szCs w:val="28"/>
+          <w:lang w:val="en-US"/>
+        </w:rPr>
+        <w:t xml:space="preserve">public static void </w:t>
+      </w:r>
+      <w:proofErr w:type="gramStart"/>
+      <w:r>
+        <w:rPr>
+          <w:sz w:val="28"/>
+          <w:szCs w:val="28"/>
+          <w:lang w:val="en-US"/>
+        </w:rPr>
+        <w:t>main(</w:t>
+      </w:r>
+      <w:proofErr w:type="gramEnd"/>
+      <w:r>
+        <w:rPr>
+          <w:sz w:val="28"/>
+          <w:szCs w:val="28"/>
+          <w:lang w:val="en-US"/>
+        </w:rPr>
+        <w:t xml:space="preserve">String[] </w:t>
+      </w:r>
+      <w:proofErr w:type="spellStart"/>
+      <w:r>
+        <w:rPr>
+          <w:sz w:val="28"/>
+          <w:szCs w:val="28"/>
+          <w:lang w:val="en-US"/>
+        </w:rPr>
+        <w:t>args</w:t>
+      </w:r>
+      <w:proofErr w:type="spellEnd"/>
+      <w:r>
+        <w:rPr>
+          <w:sz w:val="28"/>
+          <w:szCs w:val="28"/>
+          <w:lang w:val="en-US"/>
+        </w:rPr>
+        <w:t>){</w:t>
+      </w:r>
+    </w:p>
+    <w:p>
+      <w:pPr>
+        <w:rPr>
+          <w:sz w:val="28"/>
+          <w:szCs w:val="28"/>
+          <w:lang w:val="en-US"/>
+        </w:rPr>
+      </w:pPr>
+      <w:r>
+        <w:rPr>
+          <w:sz w:val="28"/>
+          <w:szCs w:val="28"/>
+          <w:lang w:val="en-US"/>
+        </w:rPr>
+        <w:t>}</w:t>
+      </w:r>
+    </w:p>
+    <w:p>
+      <w:pPr>
+        <w:rPr>
+          <w:sz w:val="28"/>
+          <w:szCs w:val="28"/>
+          <w:lang w:val="en-US"/>
+        </w:rPr>
+      </w:pPr>
+      <w:r>
+        <w:rPr>
+          <w:sz w:val="28"/>
+          <w:szCs w:val="28"/>
+          <w:lang w:val="en-US"/>
+        </w:rPr>
+        <w:t xml:space="preserve">public static void </w:t>
+      </w:r>
+      <w:proofErr w:type="gramStart"/>
+      <w:r>
+        <w:rPr>
+          <w:sz w:val="28"/>
+          <w:szCs w:val="28"/>
+          <w:lang w:val="en-US"/>
+        </w:rPr>
+        <w:t>main(</w:t>
+      </w:r>
+      <w:proofErr w:type="gramEnd"/>
+      <w:r>
+        <w:rPr>
+          <w:sz w:val="28"/>
+          <w:szCs w:val="28"/>
+          <w:lang w:val="en-US"/>
+        </w:rPr>
+        <w:t xml:space="preserve">String[] </w:t>
+      </w:r>
+      <w:proofErr w:type="spellStart"/>
+      <w:r>
+        <w:rPr>
+          <w:sz w:val="28"/>
+          <w:szCs w:val="28"/>
+          <w:lang w:val="en-US"/>
+        </w:rPr>
+        <w:t>args</w:t>
+      </w:r>
+      <w:proofErr w:type="spellEnd"/>
+      <w:r>
+        <w:rPr>
+          <w:sz w:val="28"/>
+          <w:szCs w:val="28"/>
+          <w:lang w:val="en-US"/>
+        </w:rPr>
+        <w:t>){</w:t>
+      </w:r>
+    </w:p>
+    <w:p>
+      <w:pPr>
+        <w:rPr>
+          <w:sz w:val="28"/>
+          <w:szCs w:val="28"/>
+          <w:lang w:val="en-US"/>
+        </w:rPr>
+      </w:pPr>
+      <w:r>
+        <w:rPr>
+          <w:sz w:val="28"/>
+          <w:szCs w:val="28"/>
+          <w:lang w:val="en-US"/>
+        </w:rPr>
+        <w:t>}</w:t>
+      </w:r>
+    </w:p>
+    <w:p>
+      <w:pPr>
+        <w:rPr>
+          <w:sz w:val="28"/>
+          <w:szCs w:val="28"/>
+          <w:lang w:val="en-US"/>
+        </w:rPr>
+      </w:pPr>
+      <w:r>
+        <w:rPr>
+          <w:sz w:val="28"/>
+          <w:szCs w:val="28"/>
+          <w:lang w:val="en-US"/>
+        </w:rPr>
+        <w:t xml:space="preserve">public static void </w:t>
+      </w:r>
+      <w:proofErr w:type="gramStart"/>
+      <w:r>
+        <w:rPr>
+          <w:sz w:val="28"/>
+          <w:szCs w:val="28"/>
+          <w:lang w:val="en-US"/>
+        </w:rPr>
+        <w:t>main(</w:t>
+      </w:r>
+      <w:proofErr w:type="gramEnd"/>
+      <w:r>
+        <w:rPr>
+          <w:sz w:val="28"/>
+          <w:szCs w:val="28"/>
+          <w:lang w:val="en-US"/>
+        </w:rPr>
+        <w:t xml:space="preserve">String[] </w:t>
+      </w:r>
+      <w:proofErr w:type="spellStart"/>
+      <w:r>
+        <w:rPr>
+          <w:sz w:val="28"/>
+          <w:szCs w:val="28"/>
+          <w:lang w:val="en-US"/>
+        </w:rPr>
+        <w:t>args</w:t>
+      </w:r>
+      <w:proofErr w:type="spellEnd"/>
+      <w:r>
+        <w:rPr>
+          <w:sz w:val="28"/>
+          <w:szCs w:val="28"/>
+          <w:lang w:val="en-US"/>
+        </w:rPr>
+        <w:t>){</w:t>
+      </w:r>
+    </w:p>
+    <w:p>
+      <w:pPr>
+        <w:rPr>
+          <w:sz w:val="28"/>
+          <w:szCs w:val="28"/>
+          <w:lang w:val="en-US"/>
+        </w:rPr>
+      </w:pPr>
+      <w:r>
+        <w:rPr>
+          <w:sz w:val="28"/>
+          <w:szCs w:val="28"/>
+          <w:lang w:val="en-US"/>
+        </w:rPr>
+        <w:t>}</w:t>
+      </w:r>
+    </w:p>
+    <w:p>
+      <w:pPr>
+        <w:rPr>
+          <w:sz w:val="28"/>
+          <w:szCs w:val="28"/>
+          <w:lang w:val="en-US"/>
+        </w:rPr>
+      </w:pPr>
+      <w:r>
+        <w:rPr>
+          <w:sz w:val="28"/>
+          <w:szCs w:val="28"/>
+          <w:lang w:val="en-US"/>
+        </w:rPr>
+        <w:t xml:space="preserve">public static void </w:t>
+      </w:r>
+      <w:proofErr w:type="gramStart"/>
+      <w:r>
+        <w:rPr>
+          <w:sz w:val="28"/>
+          <w:szCs w:val="28"/>
+          <w:lang w:val="en-US"/>
+        </w:rPr>
+        <w:t>main(</w:t>
+      </w:r>
+      <w:proofErr w:type="gramEnd"/>
+      <w:r>
+        <w:rPr>
+          <w:sz w:val="28"/>
+          <w:szCs w:val="28"/>
+          <w:lang w:val="en-US"/>
+        </w:rPr>
+        <w:t xml:space="preserve">String[] </w:t>
+      </w:r>
+      <w:proofErr w:type="spellStart"/>
+      <w:r>
+        <w:rPr>
+          <w:sz w:val="28"/>
+          <w:szCs w:val="28"/>
+          <w:lang w:val="en-US"/>
+        </w:rPr>
+        <w:t>args</w:t>
+      </w:r>
+      <w:proofErr w:type="spellEnd"/>
+      <w:r>
+        <w:rPr>
+          <w:sz w:val="28"/>
+          <w:szCs w:val="28"/>
+          <w:lang w:val="en-US"/>
+        </w:rPr>
+        <w:t>){</w:t>
+      </w:r>
+    </w:p>
+    <w:p>
+      <w:pPr>
+        <w:rPr>
+          <w:sz w:val="28"/>
+          <w:szCs w:val="28"/>
+          <w:lang w:val="en-US"/>
+        </w:rPr>
+      </w:pPr>
+      <w:r>
+        <w:rPr>
+          <w:sz w:val="28"/>
+          <w:szCs w:val="28"/>
+          <w:lang w:val="en-US"/>
+        </w:rPr>
+        <w:t>}</w:t>
+      </w:r>
+    </w:p>
+    <w:p>
+      <w:pPr>
+        <w:rPr>
+          <w:sz w:val="28"/>
+          <w:szCs w:val="28"/>
+          <w:lang w:val="en-US"/>
+        </w:rPr>
+      </w:pPr>
+      <w:r>
+        <w:rPr>
+          <w:sz w:val="28"/>
+          <w:szCs w:val="28"/>
+          <w:lang w:val="en-US"/>
+        </w:rPr>
+        <w:t xml:space="preserve">public static void </w:t>
+      </w:r>
+      <w:proofErr w:type="gramStart"/>
+      <w:r>
+        <w:rPr>
+          <w:sz w:val="28"/>
+          <w:szCs w:val="28"/>
+          <w:lang w:val="en-US"/>
+        </w:rPr>
+        <w:t>main(</w:t>
+      </w:r>
+      <w:proofErr w:type="gramEnd"/>
+      <w:r>
+        <w:rPr>
+          <w:sz w:val="28"/>
+          <w:szCs w:val="28"/>
+          <w:lang w:val="en-US"/>
+        </w:rPr>
+        <w:t xml:space="preserve">String[] </w:t>
+      </w:r>
+      <w:proofErr w:type="spellStart"/>
+      <w:r>
+        <w:rPr>
+          <w:sz w:val="28"/>
+          <w:szCs w:val="28"/>
+          <w:lang w:val="en-US"/>
+        </w:rPr>
+        <w:t>args</w:t>
+      </w:r>
+      <w:proofErr w:type="spellEnd"/>
+      <w:r>
+        <w:rPr>
+          <w:sz w:val="28"/>
+          <w:szCs w:val="28"/>
+          <w:lang w:val="en-US"/>
+        </w:rPr>
+        <w:t>){</w:t>
+      </w:r>
+    </w:p>
+    <w:p>
+      <w:pPr>
+        <w:rPr>
+          <w:sz w:val="28"/>
+          <w:szCs w:val="28"/>
+          <w:lang w:val="en-US"/>
+        </w:rPr>
+      </w:pPr>
+      <w:r>
+        <w:rPr>
+          <w:sz w:val="28"/>
+          <w:szCs w:val="28"/>
+          <w:lang w:val="en-US"/>
+        </w:rPr>
+        <w:t>}</w:t>
+      </w:r>
+    </w:p>
+    <w:p>
+      <w:pPr>
+        <w:rPr>
+          <w:sz w:val="28"/>
+          <w:szCs w:val="28"/>
+          <w:lang w:val="en-US"/>
+        </w:rPr>
+      </w:pPr>
+      <w:r>
+        <w:rPr>
+          <w:sz w:val="28"/>
+          <w:szCs w:val="28"/>
+          <w:lang w:val="en-US"/>
+        </w:rPr>
+        <w:t xml:space="preserve">public static void </w:t>
+      </w:r>
+      <w:proofErr w:type="gramStart"/>
+      <w:r>
+        <w:rPr>
+          <w:sz w:val="28"/>
+          <w:szCs w:val="28"/>
+          <w:lang w:val="en-US"/>
+        </w:rPr>
+        <w:t>main(</w:t>
+      </w:r>
+      <w:proofErr w:type="gramEnd"/>
+      <w:r>
+        <w:rPr>
+          <w:sz w:val="28"/>
+          <w:szCs w:val="28"/>
+          <w:lang w:val="en-US"/>
+        </w:rPr>
+        <w:t xml:space="preserve">String[] </w:t>
+      </w:r>
+      <w:proofErr w:type="spellStart"/>
+      <w:r>
+        <w:rPr>
+          <w:sz w:val="28"/>
+          <w:szCs w:val="28"/>
+          <w:lang w:val="en-US"/>
+        </w:rPr>
+        <w:t>args</w:t>
+      </w:r>
+      <w:proofErr w:type="spellEnd"/>
+      <w:r>
+        <w:rPr>
+          <w:sz w:val="28"/>
+          <w:szCs w:val="28"/>
+          <w:lang w:val="en-US"/>
+        </w:rPr>
+        <w:t>){</w:t>
+      </w:r>
+    </w:p>
+    <w:p>
+      <w:pPr>
+        <w:rPr>
+          <w:sz w:val="28"/>
+          <w:szCs w:val="28"/>
+          <w:lang w:val="en-US"/>
+        </w:rPr>
+      </w:pPr>
+      <w:r>
+        <w:rPr>
+          <w:sz w:val="28"/>
+          <w:szCs w:val="28"/>
+          <w:lang w:val="en-US"/>
+        </w:rPr>
+        <w:t>}</w:t>
+      </w:r>
+    </w:p>
+    <w:p>
+      <w:pPr>
+        <w:rPr>
+          <w:sz w:val="28"/>
+          <w:szCs w:val="28"/>
+          <w:lang w:val="en-US"/>
+        </w:rPr>
+      </w:pPr>
+      <w:r>
+        <w:rPr>
+          <w:sz w:val="28"/>
+          <w:szCs w:val="28"/>
+          <w:lang w:val="en-US"/>
+        </w:rPr>
+        <w:t xml:space="preserve">public static void </w:t>
+      </w:r>
+      <w:proofErr w:type="gramStart"/>
+      <w:r>
+        <w:rPr>
+          <w:sz w:val="28"/>
+          <w:szCs w:val="28"/>
+          <w:lang w:val="en-US"/>
+        </w:rPr>
+        <w:t>main(</w:t>
+      </w:r>
+      <w:proofErr w:type="gramEnd"/>
+      <w:r>
+        <w:rPr>
+          <w:sz w:val="28"/>
+          <w:szCs w:val="28"/>
+          <w:lang w:val="en-US"/>
+        </w:rPr>
+        <w:t xml:space="preserve">String[] </w:t>
+      </w:r>
+      <w:proofErr w:type="spellStart"/>
+      <w:r>
+        <w:rPr>
+          <w:sz w:val="28"/>
+          <w:szCs w:val="28"/>
+          <w:lang w:val="en-US"/>
+        </w:rPr>
+        <w:t>args</w:t>
+      </w:r>
+      <w:proofErr w:type="spellEnd"/>
+      <w:r>
+        <w:rPr>
+          <w:sz w:val="28"/>
+          <w:szCs w:val="28"/>
+          <w:lang w:val="en-US"/>
+        </w:rPr>
+        <w:t>){</w:t>
+      </w:r>
+    </w:p>
+    <w:p>
+      <w:pPr>
+        <w:rPr>
+          <w:sz w:val="28"/>
+          <w:szCs w:val="28"/>
+          <w:lang w:val="en-US"/>
+        </w:rPr>
+      </w:pPr>
+      <w:r>
+        <w:rPr>
+          <w:sz w:val="28"/>
+          <w:szCs w:val="28"/>
+          <w:lang w:val="en-US"/>
+        </w:rPr>
+        <w:t>}</w:t>
+      </w:r>
+    </w:p>
+    <w:p>
+      <w:pPr>
+        <w:rPr>
+          <w:sz w:val="28"/>
+          <w:szCs w:val="28"/>
+          <w:lang w:val="en-US"/>
+        </w:rPr>
+      </w:pPr>
+      <w:r>
+        <w:rPr>
+          <w:sz w:val="28"/>
+          <w:szCs w:val="28"/>
+          <w:lang w:val="en-US"/>
+        </w:rPr>
+        <w:t xml:space="preserve">public static void </w:t>
+      </w:r>
+      <w:proofErr w:type="gramStart"/>
+      <w:r>
+        <w:rPr>
+          <w:sz w:val="28"/>
+          <w:szCs w:val="28"/>
+          <w:lang w:val="en-US"/>
+        </w:rPr>
+        <w:t>main(</w:t>
+      </w:r>
+      <w:proofErr w:type="gramEnd"/>
+      <w:r>
+        <w:rPr>
+          <w:sz w:val="28"/>
+          <w:szCs w:val="28"/>
+          <w:lang w:val="en-US"/>
+        </w:rPr>
+        <w:t xml:space="preserve">String[] </w:t>
+      </w:r>
+      <w:proofErr w:type="spellStart"/>
+      <w:r>
+        <w:rPr>
+          <w:sz w:val="28"/>
+          <w:szCs w:val="28"/>
+          <w:lang w:val="en-US"/>
+        </w:rPr>
+        <w:t>args</w:t>
+      </w:r>
+      <w:proofErr w:type="spellEnd"/>
+      <w:r>
+        <w:rPr>
+          <w:sz w:val="28"/>
+          <w:szCs w:val="28"/>
+          <w:lang w:val="en-US"/>
+        </w:rPr>
+        <w:t>){</w:t>
+      </w:r>
+    </w:p>
+    <w:p>
+      <w:pPr>
+        <w:rPr>
+          <w:sz w:val="28"/>
+          <w:szCs w:val="28"/>
+          <w:lang w:val="en-US"/>
+        </w:rPr>
+      </w:pPr>
+      <w:r>
+        <w:rPr>
+          <w:sz w:val="28"/>
+          <w:szCs w:val="28"/>
+          <w:lang w:val="en-US"/>
+        </w:rPr>
+        <w:t>}</w:t>
+      </w:r>
+    </w:p>
+    <w:p>
+      <w:pPr>
+        <w:rPr>
+          <w:sz w:val="28"/>
+          <w:szCs w:val="28"/>
+          <w:lang w:val="en-US"/>
+        </w:rPr>
+      </w:pPr>
+      <w:r>
+        <w:rPr>
+          <w:sz w:val="28"/>
+          <w:szCs w:val="28"/>
+          <w:lang w:val="en-US"/>
+        </w:rPr>
+        <w:t xml:space="preserve">public static void </w:t>
+      </w:r>
+      <w:proofErr w:type="gramStart"/>
+      <w:r>
+        <w:rPr>
+          <w:sz w:val="28"/>
+          <w:szCs w:val="28"/>
+          <w:lang w:val="en-US"/>
+        </w:rPr>
+        <w:t>main(</w:t>
+      </w:r>
+      <w:proofErr w:type="gramEnd"/>
+      <w:r>
+        <w:rPr>
+          <w:sz w:val="28"/>
+          <w:szCs w:val="28"/>
+          <w:lang w:val="en-US"/>
+        </w:rPr>
+        <w:t xml:space="preserve">String[] </w:t>
+      </w:r>
+      <w:proofErr w:type="spellStart"/>
+      <w:r>
+        <w:rPr>
+          <w:sz w:val="28"/>
+          <w:szCs w:val="28"/>
+          <w:lang w:val="en-US"/>
+        </w:rPr>
+        <w:t>args</w:t>
+      </w:r>
+      <w:proofErr w:type="spellEnd"/>
+      <w:r>
+        <w:rPr>
+          <w:sz w:val="28"/>
+          <w:szCs w:val="28"/>
+          <w:lang w:val="en-US"/>
+        </w:rPr>
+        <w:t>){</w:t>
+      </w:r>
+    </w:p>
+    <w:p>
+      <w:pPr>
+        <w:rPr>
+          <w:sz w:val="28"/>
+          <w:szCs w:val="28"/>
+          <w:lang w:val="en-US"/>
+        </w:rPr>
+      </w:pPr>
+      <w:r>
+        <w:rPr>
+          <w:sz w:val="28"/>
+          <w:szCs w:val="28"/>
+          <w:lang w:val="en-US"/>
+        </w:rPr>
+        <w:t>}</w:t>
+      </w:r>
+    </w:p>
+    <w:p>
+      <w:pPr>
+        <w:rPr>
+          <w:sz w:val="28"/>
+          <w:szCs w:val="28"/>
+          <w:lang w:val="en-US"/>
+        </w:rPr>
+      </w:pPr>
+      <w:r>
+        <w:rPr>
+          <w:sz w:val="28"/>
+          <w:szCs w:val="28"/>
+          <w:lang w:val="en-US"/>
+        </w:rPr>
+        <w:t xml:space="preserve">public static void </w:t>
+      </w:r>
+      <w:proofErr w:type="gramStart"/>
+      <w:r>
+        <w:rPr>
+          <w:sz w:val="28"/>
+          <w:szCs w:val="28"/>
+          <w:lang w:val="en-US"/>
+        </w:rPr>
+        <w:t>main(</w:t>
+      </w:r>
+      <w:proofErr w:type="gramEnd"/>
+      <w:r>
+        <w:rPr>
+          <w:sz w:val="28"/>
+          <w:szCs w:val="28"/>
+          <w:lang w:val="en-US"/>
+        </w:rPr>
+        <w:t xml:space="preserve">String[] </w:t>
+      </w:r>
+      <w:proofErr w:type="spellStart"/>
+      <w:r>
+        <w:rPr>
+          <w:sz w:val="28"/>
+          <w:szCs w:val="28"/>
+          <w:lang w:val="en-US"/>
+        </w:rPr>
+        <w:t>args</w:t>
+      </w:r>
+      <w:proofErr w:type="spellEnd"/>
+      <w:r>
+        <w:rPr>
+          <w:sz w:val="28"/>
+          <w:szCs w:val="28"/>
+          <w:lang w:val="en-US"/>
+        </w:rPr>
+        <w:t>){</w:t>
+      </w:r>
+    </w:p>
+    <w:p>
+      <w:pPr>
+        <w:rPr>
+          <w:sz w:val="28"/>
+          <w:szCs w:val="28"/>
+          <w:lang w:val="en-US"/>
+        </w:rPr>
+      </w:pPr>
+      <w:r>
+        <w:rPr>
+          <w:sz w:val="28"/>
+          <w:szCs w:val="28"/>
+          <w:lang w:val="en-US"/>
+        </w:rPr>
+        <w:t>}</w:t>
+      </w:r>
+    </w:p>
+    <w:p>
+      <w:pPr>
+        <w:rPr>
+          <w:sz w:val="28"/>
+          <w:szCs w:val="28"/>
+          <w:lang w:val="en-US"/>
+        </w:rPr>
+      </w:pPr>
+      <w:r>
+        <w:rPr>
+          <w:sz w:val="28"/>
+          <w:szCs w:val="28"/>
+          <w:lang w:val="en-US"/>
+        </w:rPr>
+        <w:lastRenderedPageBreak/>
+        <w:t xml:space="preserve">public static void </w:t>
+      </w:r>
+      <w:proofErr w:type="gramStart"/>
+      <w:r>
+        <w:rPr>
+          <w:sz w:val="28"/>
+          <w:szCs w:val="28"/>
+          <w:lang w:val="en-US"/>
+        </w:rPr>
+        <w:t>main(</w:t>
+      </w:r>
+      <w:proofErr w:type="gramEnd"/>
+      <w:r>
+        <w:rPr>
+          <w:sz w:val="28"/>
+          <w:szCs w:val="28"/>
+          <w:lang w:val="en-US"/>
+        </w:rPr>
+        <w:t xml:space="preserve">String[] </w:t>
+      </w:r>
+      <w:proofErr w:type="spellStart"/>
+      <w:r>
+        <w:rPr>
+          <w:sz w:val="28"/>
+          <w:szCs w:val="28"/>
+          <w:lang w:val="en-US"/>
+        </w:rPr>
+        <w:t>args</w:t>
+      </w:r>
+      <w:proofErr w:type="spellEnd"/>
+      <w:r>
+        <w:rPr>
+          <w:sz w:val="28"/>
+          <w:szCs w:val="28"/>
+          <w:lang w:val="en-US"/>
+        </w:rPr>
+        <w:t>){</w:t>
+      </w:r>
+    </w:p>
+    <w:p>
+      <w:pPr>
+        <w:rPr>
+          <w:sz w:val="28"/>
+          <w:szCs w:val="28"/>
+          <w:lang w:val="en-US"/>
+        </w:rPr>
+      </w:pPr>
+      <w:r>
+        <w:rPr>
+          <w:sz w:val="28"/>
+          <w:szCs w:val="28"/>
+          <w:lang w:val="en-US"/>
+        </w:rPr>
+        <w:t>}</w:t>
+      </w:r>
+    </w:p>
+    <w:p>
+      <w:pPr>
+        <w:rPr>
+          <w:sz w:val="28"/>
+          <w:szCs w:val="28"/>
+          <w:lang w:val="en-US"/>
+        </w:rPr>
+      </w:pPr>
+      <w:r>
+        <w:rPr>
+          <w:sz w:val="28"/>
+          <w:szCs w:val="28"/>
+          <w:lang w:val="en-US"/>
+        </w:rPr>
+        <w:t xml:space="preserve">public static void </w:t>
+      </w:r>
+      <w:proofErr w:type="gramStart"/>
+      <w:r>
+        <w:rPr>
+          <w:sz w:val="28"/>
+          <w:szCs w:val="28"/>
+          <w:lang w:val="en-US"/>
+        </w:rPr>
+        <w:t>main(</w:t>
+      </w:r>
+      <w:proofErr w:type="gramEnd"/>
+      <w:r>
+        <w:rPr>
+          <w:sz w:val="28"/>
+          <w:szCs w:val="28"/>
+          <w:lang w:val="en-US"/>
+        </w:rPr>
+        <w:t xml:space="preserve">String[] </w:t>
+      </w:r>
+      <w:proofErr w:type="spellStart"/>
+      <w:r>
+        <w:rPr>
+          <w:sz w:val="28"/>
+          <w:szCs w:val="28"/>
+          <w:lang w:val="en-US"/>
+        </w:rPr>
+        <w:t>args</w:t>
+      </w:r>
+      <w:proofErr w:type="spellEnd"/>
+      <w:r>
+        <w:rPr>
+          <w:sz w:val="28"/>
+          <w:szCs w:val="28"/>
+          <w:lang w:val="en-US"/>
+        </w:rPr>
+        <w:t>){</w:t>
+      </w:r>
+    </w:p>
+    <w:p>
+      <w:pPr>
+        <w:rPr>
+          <w:sz w:val="28"/>
+          <w:szCs w:val="28"/>
+          <w:lang w:val="en-US"/>
+        </w:rPr>
+      </w:pPr>
+      <w:r>
+        <w:rPr>
+          <w:sz w:val="28"/>
+          <w:szCs w:val="28"/>
+          <w:lang w:val="en-US"/>
+        </w:rPr>
+        <w:t>}</w:t>
+      </w:r>
+    </w:p>
+    <w:p>
+      <w:pPr>
+        <w:rPr>
+          <w:sz w:val="28"/>
+          <w:szCs w:val="28"/>
+          <w:lang w:val="en-US"/>
+        </w:rPr>
+      </w:pPr>
+      <w:r>
+        <w:rPr>
+          <w:sz w:val="28"/>
+          <w:szCs w:val="28"/>
+          <w:lang w:val="en-US"/>
+        </w:rPr>
+        <w:t xml:space="preserve">public static void </w:t>
+      </w:r>
+      <w:proofErr w:type="gramStart"/>
+      <w:r>
+        <w:rPr>
+          <w:sz w:val="28"/>
+          <w:szCs w:val="28"/>
+          <w:lang w:val="en-US"/>
+        </w:rPr>
+        <w:t>main(</w:t>
+      </w:r>
+      <w:proofErr w:type="gramEnd"/>
+      <w:r>
+        <w:rPr>
+          <w:sz w:val="28"/>
+          <w:szCs w:val="28"/>
+          <w:lang w:val="en-US"/>
+        </w:rPr>
+        <w:t xml:space="preserve">String[] </w:t>
+      </w:r>
+      <w:proofErr w:type="spellStart"/>
+      <w:r>
+        <w:rPr>
+          <w:sz w:val="28"/>
+          <w:szCs w:val="28"/>
+          <w:lang w:val="en-US"/>
+        </w:rPr>
+        <w:t>args</w:t>
+      </w:r>
+      <w:proofErr w:type="spellEnd"/>
+      <w:r>
+        <w:rPr>
+          <w:sz w:val="28"/>
+          <w:szCs w:val="28"/>
+          <w:lang w:val="en-US"/>
+        </w:rPr>
+        <w:t>){</w:t>
+      </w:r>
+    </w:p>
+    <w:p>
+      <w:pPr>
+        <w:rPr>
+          <w:sz w:val="28"/>
+          <w:szCs w:val="28"/>
+          <w:lang w:val="en-US"/>
+        </w:rPr>
+      </w:pPr>
+      <w:r>
+        <w:rPr>
+          <w:sz w:val="28"/>
+          <w:szCs w:val="28"/>
+          <w:lang w:val="en-US"/>
+        </w:rPr>
+        <w:t>}</w:t>
+      </w:r>
+    </w:p>
+    <w:p>
+      <w:pPr>
+        <w:rPr>
+          <w:sz w:val="28"/>
+          <w:szCs w:val="28"/>
+          <w:lang w:val="en-US"/>
+        </w:rPr>
+      </w:pPr>
+      <w:r>
+        <w:rPr>
+          <w:sz w:val="28"/>
+          <w:szCs w:val="28"/>
+          <w:lang w:val="en-US"/>
+        </w:rPr>
+        <w:t xml:space="preserve">public static void </w:t>
+      </w:r>
+      <w:proofErr w:type="gramStart"/>
+      <w:r>
+        <w:rPr>
+          <w:sz w:val="28"/>
+          <w:szCs w:val="28"/>
+          <w:lang w:val="en-US"/>
+        </w:rPr>
+        <w:t>main(</w:t>
+      </w:r>
+      <w:proofErr w:type="gramEnd"/>
+      <w:r>
+        <w:rPr>
+          <w:sz w:val="28"/>
+          <w:szCs w:val="28"/>
+          <w:lang w:val="en-US"/>
+        </w:rPr>
+        <w:t xml:space="preserve">String[] </w:t>
+      </w:r>
+      <w:proofErr w:type="spellStart"/>
+      <w:r>
+        <w:rPr>
+          <w:sz w:val="28"/>
+          <w:szCs w:val="28"/>
+          <w:lang w:val="en-US"/>
+        </w:rPr>
+        <w:t>args</w:t>
+      </w:r>
+      <w:proofErr w:type="spellEnd"/>
+      <w:r>
+        <w:rPr>
+          <w:sz w:val="28"/>
+          <w:szCs w:val="28"/>
+          <w:lang w:val="en-US"/>
+        </w:rPr>
+        <w:t>){</w:t>
+      </w:r>
+    </w:p>
+    <w:p>
+      <w:pPr>
+        <w:rPr>
+          <w:sz w:val="28"/>
+          <w:szCs w:val="28"/>
+          <w:lang w:val="en-US"/>
+        </w:rPr>
+      </w:pPr>
+      <w:r>
+        <w:rPr>
+          <w:sz w:val="28"/>
+          <w:szCs w:val="28"/>
+          <w:lang w:val="en-US"/>
+        </w:rPr>
+        <w:t>}</w:t>
+      </w:r>
+    </w:p>
+    <w:p>
+      <w:pPr>
+        <w:rPr>
+          <w:sz w:val="28"/>
+          <w:szCs w:val="28"/>
+          <w:lang w:val="en-US"/>
+        </w:rPr>
+      </w:pPr>
+      <w:r>
+        <w:rPr>
+          <w:sz w:val="28"/>
+          <w:szCs w:val="28"/>
+          <w:lang w:val="en-US"/>
+        </w:rPr>
+        <w:t xml:space="preserve">public static void </w:t>
+      </w:r>
+      <w:proofErr w:type="gramStart"/>
+      <w:r>
+        <w:rPr>
+          <w:sz w:val="28"/>
+          <w:szCs w:val="28"/>
+          <w:lang w:val="en-US"/>
+        </w:rPr>
+        <w:t>main(</w:t>
+      </w:r>
+      <w:proofErr w:type="gramEnd"/>
+      <w:r>
+        <w:rPr>
+          <w:sz w:val="28"/>
+          <w:szCs w:val="28"/>
+          <w:lang w:val="en-US"/>
+        </w:rPr>
+        <w:t xml:space="preserve">String[] </w:t>
+      </w:r>
+      <w:proofErr w:type="spellStart"/>
+      <w:r>
+        <w:rPr>
+          <w:sz w:val="28"/>
+          <w:szCs w:val="28"/>
+          <w:lang w:val="en-US"/>
+        </w:rPr>
+        <w:t>args</w:t>
+      </w:r>
+      <w:proofErr w:type="spellEnd"/>
+      <w:r>
+        <w:rPr>
+          <w:sz w:val="28"/>
+          <w:szCs w:val="28"/>
+          <w:lang w:val="en-US"/>
+        </w:rPr>
+        <w:t>){</w:t>
+      </w:r>
+    </w:p>
+    <w:p>
+      <w:pPr>
+        <w:rPr>
+          <w:sz w:val="28"/>
+          <w:szCs w:val="28"/>
+          <w:lang w:val="en-US"/>
+        </w:rPr>
+      </w:pPr>
+      <w:r>
+        <w:rPr>
+          <w:sz w:val="28"/>
+          <w:szCs w:val="28"/>
+          <w:lang w:val="en-US"/>
+        </w:rPr>
+        <w:t>}</w:t>
+      </w:r>
+    </w:p>
+    <w:p>
+      <w:pPr>
+        <w:rPr>
+          <w:sz w:val="28"/>
+          <w:szCs w:val="28"/>
+          <w:lang w:val="en-US"/>
+        </w:rPr>
+      </w:pPr>
+      <w:r>
+        <w:rPr>
+          <w:sz w:val="28"/>
+          <w:szCs w:val="28"/>
+          <w:lang w:val="en-US"/>
+        </w:rPr>
+        <w:t xml:space="preserve">public static void </w:t>
+      </w:r>
+      <w:proofErr w:type="gramStart"/>
+      <w:r>
+        <w:rPr>
+          <w:sz w:val="28"/>
+          <w:szCs w:val="28"/>
+          <w:lang w:val="en-US"/>
+        </w:rPr>
+        <w:t>main(</w:t>
+      </w:r>
+      <w:proofErr w:type="gramEnd"/>
+      <w:r>
+        <w:rPr>
+          <w:sz w:val="28"/>
+          <w:szCs w:val="28"/>
+          <w:lang w:val="en-US"/>
+        </w:rPr>
+        <w:t xml:space="preserve">String[] </w:t>
+      </w:r>
+      <w:proofErr w:type="spellStart"/>
+      <w:r>
+        <w:rPr>
+          <w:sz w:val="28"/>
+          <w:szCs w:val="28"/>
+          <w:lang w:val="en-US"/>
+        </w:rPr>
+        <w:t>args</w:t>
+      </w:r>
+      <w:proofErr w:type="spellEnd"/>
+      <w:r>
+        <w:rPr>
+          <w:sz w:val="28"/>
+          <w:szCs w:val="28"/>
+          <w:lang w:val="en-US"/>
+        </w:rPr>
+        <w:t>){</w:t>
+      </w:r>
+    </w:p>
+    <w:p>
+      <w:pPr>
+        <w:rPr>
+          <w:sz w:val="28"/>
+          <w:szCs w:val="28"/>
+          <w:lang w:val="en-US"/>
+        </w:rPr>
+      </w:pPr>
+      <w:r>
+        <w:rPr>
+          <w:sz w:val="28"/>
+          <w:szCs w:val="28"/>
+          <w:lang w:val="en-US"/>
+        </w:rPr>
+        <w:t>}</w:t>
+      </w:r>
+    </w:p>
+    <w:p>
+      <w:pPr>
+        <w:rPr>
+          <w:sz w:val="28"/>
+          <w:szCs w:val="28"/>
+          <w:lang w:val="en-US"/>
+        </w:rPr>
+      </w:pPr>
+      <w:r>
+        <w:rPr>
+          <w:sz w:val="28"/>
+          <w:szCs w:val="28"/>
+          <w:lang w:val="en-US"/>
+        </w:rPr>
+        <w:t xml:space="preserve">public static void </w:t>
+      </w:r>
+      <w:proofErr w:type="gramStart"/>
+      <w:r>
+        <w:rPr>
+          <w:sz w:val="28"/>
+          <w:szCs w:val="28"/>
+          <w:lang w:val="en-US"/>
+        </w:rPr>
+        <w:t>main(</w:t>
+      </w:r>
+      <w:proofErr w:type="gramEnd"/>
+      <w:r>
+        <w:rPr>
+          <w:sz w:val="28"/>
+          <w:szCs w:val="28"/>
+          <w:lang w:val="en-US"/>
+        </w:rPr>
+        <w:t xml:space="preserve">String[] </w:t>
+      </w:r>
+      <w:proofErr w:type="spellStart"/>
+      <w:r>
+        <w:rPr>
+          <w:sz w:val="28"/>
+          <w:szCs w:val="28"/>
+          <w:lang w:val="en-US"/>
+        </w:rPr>
+        <w:t>args</w:t>
+      </w:r>
+      <w:proofErr w:type="spellEnd"/>
+      <w:r>
+        <w:rPr>
+          <w:sz w:val="28"/>
+          <w:szCs w:val="28"/>
+          <w:lang w:val="en-US"/>
+        </w:rPr>
+        <w:t>){</w:t>
+      </w:r>
+    </w:p>
+    <w:p>
+      <w:pPr>
+        <w:rPr>
+          <w:sz w:val="28"/>
+          <w:szCs w:val="28"/>
+          <w:lang w:val="en-US"/>
+        </w:rPr>
+      </w:pPr>
+      <w:r>
+        <w:rPr>
+          <w:sz w:val="28"/>
+          <w:szCs w:val="28"/>
+          <w:lang w:val="en-US"/>
+        </w:rPr>
+        <w:t>}</w:t>
+      </w:r>
+    </w:p>
+    <w:p>
+      <w:pPr>
+        <w:rPr>
+          <w:sz w:val="28"/>
+          <w:szCs w:val="28"/>
+          <w:lang w:val="en-US"/>
+        </w:rPr>
+      </w:pPr>
+      <w:r>
+        <w:rPr>
+          <w:sz w:val="28"/>
+          <w:szCs w:val="28"/>
+          <w:lang w:val="en-US"/>
+        </w:rPr>
+        <w:t xml:space="preserve">public static void </w:t>
+      </w:r>
+      <w:proofErr w:type="gramStart"/>
+      <w:r>
+        <w:rPr>
+          <w:sz w:val="28"/>
+          <w:szCs w:val="28"/>
+          <w:lang w:val="en-US"/>
+        </w:rPr>
+        <w:t>main(</w:t>
+      </w:r>
+      <w:proofErr w:type="gramEnd"/>
+      <w:r>
+        <w:rPr>
+          <w:sz w:val="28"/>
+          <w:szCs w:val="28"/>
+          <w:lang w:val="en-US"/>
+        </w:rPr>
+        <w:t xml:space="preserve">String[] </w:t>
+      </w:r>
+      <w:proofErr w:type="spellStart"/>
+      <w:r>
+        <w:rPr>
+          <w:sz w:val="28"/>
+          <w:szCs w:val="28"/>
+          <w:lang w:val="en-US"/>
+        </w:rPr>
+        <w:t>args</w:t>
+      </w:r>
+      <w:proofErr w:type="spellEnd"/>
+      <w:r>
+        <w:rPr>
+          <w:sz w:val="28"/>
+          <w:szCs w:val="28"/>
+          <w:lang w:val="en-US"/>
+        </w:rPr>
+        <w:t>){</w:t>
+      </w:r>
+    </w:p>
+    <w:p>
+      <w:pPr>
+        <w:rPr>
+          <w:sz w:val="28"/>
+          <w:szCs w:val="28"/>
+          <w:lang w:val="en-US"/>
+        </w:rPr>
+      </w:pPr>
+      <w:r>
+        <w:rPr>
+          <w:sz w:val="28"/>
+          <w:szCs w:val="28"/>
+          <w:lang w:val="en-US"/>
+        </w:rPr>
+        <w:t>}</w:t>
+      </w:r>
+    </w:p>
+    <w:p>
+      <w:pPr>
+        <w:rPr>
+          <w:sz w:val="28"/>
+          <w:szCs w:val="28"/>
+          <w:lang w:val="en-US"/>
+        </w:rPr>
+      </w:pPr>
+      <w:r>
+        <w:rPr>
+          <w:sz w:val="28"/>
+          <w:szCs w:val="28"/>
+          <w:lang w:val="en-US"/>
+        </w:rPr>
+        <w:t xml:space="preserve">public static void </w:t>
+      </w:r>
+      <w:proofErr w:type="gramStart"/>
+      <w:r>
+        <w:rPr>
+          <w:sz w:val="28"/>
+          <w:szCs w:val="28"/>
+          <w:lang w:val="en-US"/>
+        </w:rPr>
+        <w:t>main(</w:t>
+      </w:r>
+      <w:proofErr w:type="gramEnd"/>
+      <w:r>
+        <w:rPr>
+          <w:sz w:val="28"/>
+          <w:szCs w:val="28"/>
+          <w:lang w:val="en-US"/>
+        </w:rPr>
+        <w:t xml:space="preserve">String[] </w:t>
+      </w:r>
+      <w:proofErr w:type="spellStart"/>
+      <w:r>
+        <w:rPr>
+          <w:sz w:val="28"/>
+          <w:szCs w:val="28"/>
+          <w:lang w:val="en-US"/>
+        </w:rPr>
+        <w:t>args</w:t>
+      </w:r>
+      <w:proofErr w:type="spellEnd"/>
+      <w:r>
+        <w:rPr>
+          <w:sz w:val="28"/>
+          <w:szCs w:val="28"/>
+          <w:lang w:val="en-US"/>
+        </w:rPr>
+        <w:t>){</w:t>
+      </w:r>
+    </w:p>
+    <w:p>
+      <w:pPr>
+        <w:rPr>
+          <w:sz w:val="28"/>
+          <w:szCs w:val="28"/>
+          <w:lang w:val="en-US"/>
+        </w:rPr>
+      </w:pPr>
+      <w:r>
+        <w:rPr>
+          <w:sz w:val="28"/>
+          <w:szCs w:val="28"/>
+          <w:lang w:val="en-US"/>
+        </w:rPr>
+        <w:t>}</w:t>
+      </w:r>
+    </w:p>
+    <w:p>
+      <w:pPr>
+        <w:rPr>
+          <w:sz w:val="28"/>
+          <w:szCs w:val="28"/>
+          <w:lang w:val="en-US"/>
+        </w:rPr>
+      </w:pPr>
+      <w:r>
+        <w:rPr>
+          <w:sz w:val="28"/>
+          <w:szCs w:val="28"/>
+          <w:lang w:val="en-US"/>
+        </w:rPr>
+        <w:t xml:space="preserve">public static void </w:t>
+      </w:r>
+      <w:proofErr w:type="gramStart"/>
+      <w:r>
+        <w:rPr>
+          <w:sz w:val="28"/>
+          <w:szCs w:val="28"/>
+          <w:lang w:val="en-US"/>
+        </w:rPr>
+        <w:t>main(</w:t>
+      </w:r>
+      <w:proofErr w:type="gramEnd"/>
+      <w:r>
+        <w:rPr>
+          <w:sz w:val="28"/>
+          <w:szCs w:val="28"/>
+          <w:lang w:val="en-US"/>
+        </w:rPr>
+        <w:t xml:space="preserve">String[] </w:t>
+      </w:r>
+      <w:proofErr w:type="spellStart"/>
+      <w:r>
+        <w:rPr>
+          <w:sz w:val="28"/>
+          <w:szCs w:val="28"/>
+          <w:lang w:val="en-US"/>
+        </w:rPr>
+        <w:t>args</w:t>
+      </w:r>
+      <w:proofErr w:type="spellEnd"/>
+      <w:r>
+        <w:rPr>
+          <w:sz w:val="28"/>
+          <w:szCs w:val="28"/>
+          <w:lang w:val="en-US"/>
+        </w:rPr>
+        <w:t>){</w:t>
+      </w:r>
+    </w:p>
+    <w:p>
+      <w:pPr>
+        <w:rPr>
+          <w:sz w:val="28"/>
+          <w:szCs w:val="28"/>
+          <w:lang w:val="en-US"/>
+        </w:rPr>
+      </w:pPr>
+      <w:r>
+        <w:rPr>
+          <w:sz w:val="28"/>
+          <w:szCs w:val="28"/>
+          <w:lang w:val="en-US"/>
+        </w:rPr>
+        <w:t>}</w:t>
+      </w:r>
+    </w:p>
+    <w:p>
+      <w:pPr>
+        <w:rPr>
+          <w:sz w:val="28"/>
+          <w:szCs w:val="28"/>
+          <w:lang w:val="en-US"/>
+        </w:rPr>
+      </w:pPr>
+      <w:r>
+        <w:rPr>
+          <w:sz w:val="28"/>
+          <w:szCs w:val="28"/>
+          <w:lang w:val="en-US"/>
+        </w:rPr>
+        <w:t xml:space="preserve">public static void </w:t>
+      </w:r>
+      <w:proofErr w:type="gramStart"/>
+      <w:r>
+        <w:rPr>
+          <w:sz w:val="28"/>
+          <w:szCs w:val="28"/>
+          <w:lang w:val="en-US"/>
+        </w:rPr>
+        <w:t>main(</w:t>
+      </w:r>
+      <w:proofErr w:type="gramEnd"/>
+      <w:r>
+        <w:rPr>
+          <w:sz w:val="28"/>
+          <w:szCs w:val="28"/>
+          <w:lang w:val="en-US"/>
+        </w:rPr>
+        <w:t xml:space="preserve">String[] </w:t>
+      </w:r>
+      <w:proofErr w:type="spellStart"/>
+      <w:r>
+        <w:rPr>
+          <w:sz w:val="28"/>
+          <w:szCs w:val="28"/>
+          <w:lang w:val="en-US"/>
+        </w:rPr>
+        <w:t>args</w:t>
+      </w:r>
+      <w:proofErr w:type="spellEnd"/>
+      <w:r>
+        <w:rPr>
+          <w:sz w:val="28"/>
+          <w:szCs w:val="28"/>
+          <w:lang w:val="en-US"/>
+        </w:rPr>
+        <w:t>){</w:t>
+      </w:r>
+    </w:p>
+    <w:p>
+      <w:pPr>
+        <w:rPr>
+          <w:sz w:val="28"/>
+          <w:szCs w:val="28"/>
+          <w:lang w:val="en-US"/>
+        </w:rPr>
+      </w:pPr>
+      <w:r>
+        <w:rPr>
+          <w:sz w:val="28"/>
+          <w:szCs w:val="28"/>
+          <w:lang w:val="en-US"/>
+        </w:rPr>
+        <w:t>}</w:t>
+      </w:r>
+    </w:p>
+    <w:p>
+      <w:pPr>
+        <w:rPr>
+          <w:sz w:val="28"/>
+          <w:szCs w:val="28"/>
+          <w:lang w:val="en-US"/>
+        </w:rPr>
+      </w:pPr>
+      <w:r>
+        <w:rPr>
+          <w:sz w:val="28"/>
+          <w:szCs w:val="28"/>
+          <w:lang w:val="en-US"/>
+        </w:rPr>
+        <w:t xml:space="preserve">public static void </w:t>
+      </w:r>
+      <w:proofErr w:type="gramStart"/>
+      <w:r>
+        <w:rPr>
+          <w:sz w:val="28"/>
+          <w:szCs w:val="28"/>
+          <w:lang w:val="en-US"/>
+        </w:rPr>
+        <w:t>main(</w:t>
+      </w:r>
+      <w:proofErr w:type="gramEnd"/>
+      <w:r>
+        <w:rPr>
+          <w:sz w:val="28"/>
+          <w:szCs w:val="28"/>
+          <w:lang w:val="en-US"/>
+        </w:rPr>
+        <w:t xml:space="preserve">String[] </w:t>
+      </w:r>
+      <w:proofErr w:type="spellStart"/>
+      <w:r>
+        <w:rPr>
+          <w:sz w:val="28"/>
+          <w:szCs w:val="28"/>
+          <w:lang w:val="en-US"/>
+        </w:rPr>
+        <w:t>args</w:t>
+      </w:r>
+      <w:proofErr w:type="spellEnd"/>
+      <w:r>
+        <w:rPr>
+          <w:sz w:val="28"/>
+          <w:szCs w:val="28"/>
+          <w:lang w:val="en-US"/>
+        </w:rPr>
+        <w:t>){</w:t>
+      </w:r>
+    </w:p>
+    <w:p>
+      <w:pPr>
+        <w:rPr>
+          <w:sz w:val="28"/>
+          <w:szCs w:val="28"/>
+          <w:lang w:val="en-US"/>
+        </w:rPr>
+      </w:pPr>
+      <w:r>
+        <w:rPr>
+          <w:sz w:val="28"/>
+          <w:szCs w:val="28"/>
+          <w:lang w:val="en-US"/>
+        </w:rPr>
+        <w:t>}</w:t>
+      </w:r>
+    </w:p>
+    <w:p>
+      <w:pPr>
+        <w:rPr>
+          <w:sz w:val="28"/>
+          <w:szCs w:val="28"/>
+          <w:lang w:val="en-US"/>
+        </w:rPr>
+      </w:pPr>
+      <w:r>
+        <w:rPr>
+          <w:sz w:val="28"/>
+          <w:szCs w:val="28"/>
+          <w:lang w:val="en-US"/>
+        </w:rPr>
+        <w:t xml:space="preserve">public static void </w:t>
+      </w:r>
+      <w:proofErr w:type="gramStart"/>
+      <w:r>
+        <w:rPr>
+          <w:sz w:val="28"/>
+          <w:szCs w:val="28"/>
+          <w:lang w:val="en-US"/>
+        </w:rPr>
+        <w:t>main(</w:t>
+      </w:r>
+      <w:proofErr w:type="gramEnd"/>
+      <w:r>
+        <w:rPr>
+          <w:sz w:val="28"/>
+          <w:szCs w:val="28"/>
+          <w:lang w:val="en-US"/>
+        </w:rPr>
+        <w:t xml:space="preserve">String[] </w:t>
+      </w:r>
+      <w:proofErr w:type="spellStart"/>
+      <w:r>
+        <w:rPr>
+          <w:sz w:val="28"/>
+          <w:szCs w:val="28"/>
+          <w:lang w:val="en-US"/>
+        </w:rPr>
+        <w:t>args</w:t>
+      </w:r>
+      <w:proofErr w:type="spellEnd"/>
+      <w:r>
+        <w:rPr>
+          <w:sz w:val="28"/>
+          <w:szCs w:val="28"/>
+          <w:lang w:val="en-US"/>
+        </w:rPr>
+        <w:t>){</w:t>
+      </w:r>
+    </w:p>
+    <w:p>
+      <w:pPr>
+        <w:rPr>
+          <w:sz w:val="28"/>
+          <w:szCs w:val="28"/>
+          <w:lang w:val="en-US"/>
+        </w:rPr>
+      </w:pPr>
+      <w:r>
+        <w:rPr>
+          <w:sz w:val="28"/>
+          <w:szCs w:val="28"/>
+          <w:lang w:val="en-US"/>
+        </w:rPr>
+        <w:t>}</w:t>
+      </w:r>
+    </w:p>
+    <w:p>
+      <w:pPr>
+        <w:rPr>
+          <w:sz w:val="28"/>
+          <w:szCs w:val="28"/>
+          <w:lang w:val="en-US"/>
+        </w:rPr>
+      </w:pPr>
+      <w:r>
+        <w:rPr>
+          <w:sz w:val="28"/>
+          <w:szCs w:val="28"/>
+          <w:lang w:val="en-US"/>
+        </w:rPr>
+        <w:lastRenderedPageBreak/>
+        <w:t xml:space="preserve">public static void </w:t>
+      </w:r>
+      <w:proofErr w:type="gramStart"/>
+      <w:r>
+        <w:rPr>
+          <w:sz w:val="28"/>
+          <w:szCs w:val="28"/>
+          <w:lang w:val="en-US"/>
+        </w:rPr>
+        <w:t>main(</w:t>
+      </w:r>
+      <w:proofErr w:type="gramEnd"/>
+      <w:r>
+        <w:rPr>
+          <w:sz w:val="28"/>
+          <w:szCs w:val="28"/>
+          <w:lang w:val="en-US"/>
+        </w:rPr>
+        <w:t xml:space="preserve">String[] </w:t>
+      </w:r>
+      <w:proofErr w:type="spellStart"/>
+      <w:r>
+        <w:rPr>
+          <w:sz w:val="28"/>
+          <w:szCs w:val="28"/>
+          <w:lang w:val="en-US"/>
+        </w:rPr>
+        <w:t>args</w:t>
+      </w:r>
+      <w:proofErr w:type="spellEnd"/>
+      <w:r>
+        <w:rPr>
+          <w:sz w:val="28"/>
+          <w:szCs w:val="28"/>
+          <w:lang w:val="en-US"/>
+        </w:rPr>
+        <w:t>){</w:t>
+      </w:r>
+    </w:p>
+    <w:p>
+      <w:pPr>
+        <w:rPr>
+          <w:sz w:val="28"/>
+          <w:szCs w:val="28"/>
+          <w:lang w:val="en-US"/>
+        </w:rPr>
+      </w:pPr>
+      <w:r>
+        <w:rPr>
+          <w:sz w:val="28"/>
+          <w:szCs w:val="28"/>
+          <w:lang w:val="en-US"/>
+        </w:rPr>
+        <w:t>}</w:t>
+      </w:r>
+    </w:p>
+    <w:p>
+      <w:pPr>
+        <w:rPr>
+          <w:sz w:val="28"/>
+          <w:szCs w:val="28"/>
+          <w:lang w:val="en-US"/>
+        </w:rPr>
+      </w:pPr>
+      <w:r>
+        <w:rPr>
+          <w:sz w:val="28"/>
+          <w:szCs w:val="28"/>
+          <w:lang w:val="en-US"/>
+        </w:rPr>
+        <w:t xml:space="preserve">public static void </w:t>
+      </w:r>
+      <w:proofErr w:type="gramStart"/>
+      <w:r>
+        <w:rPr>
+          <w:sz w:val="28"/>
+          <w:szCs w:val="28"/>
+          <w:lang w:val="en-US"/>
+        </w:rPr>
+        <w:t>main(</w:t>
+      </w:r>
+      <w:proofErr w:type="gramEnd"/>
+      <w:r>
+        <w:rPr>
+          <w:sz w:val="28"/>
+          <w:szCs w:val="28"/>
+          <w:lang w:val="en-US"/>
+        </w:rPr>
+        <w:t xml:space="preserve">String[] </w:t>
+      </w:r>
+      <w:proofErr w:type="spellStart"/>
+      <w:r>
+        <w:rPr>
+          <w:sz w:val="28"/>
+          <w:szCs w:val="28"/>
+          <w:lang w:val="en-US"/>
+        </w:rPr>
+        <w:t>args</w:t>
+      </w:r>
+      <w:proofErr w:type="spellEnd"/>
+      <w:r>
+        <w:rPr>
+          <w:sz w:val="28"/>
+          <w:szCs w:val="28"/>
+          <w:lang w:val="en-US"/>
+        </w:rPr>
+        <w:t>){</w:t>
+      </w:r>
+    </w:p>
+    <w:p>
+      <w:pPr>
+        <w:rPr>
+          <w:sz w:val="28"/>
+          <w:szCs w:val="28"/>
+          <w:lang w:val="en-US"/>
+        </w:rPr>
+      </w:pPr>
+      <w:r>
+        <w:rPr>
+          <w:sz w:val="28"/>
+          <w:szCs w:val="28"/>
+          <w:lang w:val="en-US"/>
+        </w:rPr>
+        <w:t>}</w:t>
+      </w:r>
+    </w:p>
+    <w:p>
+      <w:pPr>
+        <w:rPr>
+          <w:sz w:val="28"/>
+          <w:szCs w:val="28"/>
+          <w:lang w:val="en-US"/>
+        </w:rPr>
+      </w:pPr>
+      <w:r>
+        <w:rPr>
+          <w:sz w:val="28"/>
+          <w:szCs w:val="28"/>
+          <w:lang w:val="en-US"/>
+        </w:rPr>
+        <w:t xml:space="preserve">public static void </w:t>
+      </w:r>
+      <w:proofErr w:type="gramStart"/>
+      <w:r>
+        <w:rPr>
+          <w:sz w:val="28"/>
+          <w:szCs w:val="28"/>
+          <w:lang w:val="en-US"/>
+        </w:rPr>
+        <w:t>main(</w:t>
+      </w:r>
+      <w:proofErr w:type="gramEnd"/>
+      <w:r>
+        <w:rPr>
+          <w:sz w:val="28"/>
+          <w:szCs w:val="28"/>
+          <w:lang w:val="en-US"/>
+        </w:rPr>
+        <w:t xml:space="preserve">String[] </w:t>
+      </w:r>
+      <w:proofErr w:type="spellStart"/>
+      <w:r>
+        <w:rPr>
+          <w:sz w:val="28"/>
+          <w:szCs w:val="28"/>
+          <w:lang w:val="en-US"/>
+        </w:rPr>
+        <w:t>args</w:t>
+      </w:r>
+      <w:proofErr w:type="spellEnd"/>
+      <w:r>
+        <w:rPr>
+          <w:sz w:val="28"/>
+          <w:szCs w:val="28"/>
+          <w:lang w:val="en-US"/>
+        </w:rPr>
+        <w:t>){</w:t>
+      </w:r>
+    </w:p>
+    <w:p>
+      <w:pPr>
+        <w:rPr>
+          <w:sz w:val="28"/>
+          <w:szCs w:val="28"/>
+          <w:lang w:val="en-US"/>
+        </w:rPr>
+      </w:pPr>
+      <w:r>
+        <w:rPr>
+          <w:sz w:val="28"/>
+          <w:szCs w:val="28"/>
+          <w:lang w:val="en-US"/>
+        </w:rPr>
+        <w:t>}</w:t>
+      </w:r>
+    </w:p>
+    <w:p>
+      <w:pPr>
+        <w:rPr>
+          <w:sz w:val="28"/>
+          <w:szCs w:val="28"/>
+          <w:lang w:val="en-US"/>
+        </w:rPr>
+      </w:pPr>
+      <w:r>
+        <w:rPr>
+          <w:sz w:val="28"/>
+          <w:szCs w:val="28"/>
+          <w:lang w:val="en-US"/>
+        </w:rPr>
+        <w:t xml:space="preserve">public static void </w:t>
+      </w:r>
+      <w:proofErr w:type="gramStart"/>
+      <w:r>
+        <w:rPr>
+          <w:sz w:val="28"/>
+          <w:szCs w:val="28"/>
+          <w:lang w:val="en-US"/>
+        </w:rPr>
+        <w:t>main(</w:t>
+      </w:r>
+      <w:proofErr w:type="gramEnd"/>
+      <w:r>
+        <w:rPr>
+          <w:sz w:val="28"/>
+          <w:szCs w:val="28"/>
+          <w:lang w:val="en-US"/>
+        </w:rPr>
+        <w:t xml:space="preserve">String[] </w:t>
+      </w:r>
+      <w:proofErr w:type="spellStart"/>
+      <w:r>
+        <w:rPr>
+          <w:sz w:val="28"/>
+          <w:szCs w:val="28"/>
+          <w:lang w:val="en-US"/>
+        </w:rPr>
+        <w:t>args</w:t>
+      </w:r>
+      <w:proofErr w:type="spellEnd"/>
+      <w:r>
+        <w:rPr>
+          <w:sz w:val="28"/>
+          <w:szCs w:val="28"/>
+          <w:lang w:val="en-US"/>
+        </w:rPr>
+        <w:t>){</w:t>
+      </w:r>
+    </w:p>
+    <w:p>
+      <w:pPr>
+        <w:rPr>
+          <w:sz w:val="28"/>
+          <w:szCs w:val="28"/>
+          <w:lang w:val="en-US"/>
+        </w:rPr>
+      </w:pPr>
+      <w:r>
+        <w:rPr>
+          <w:sz w:val="28"/>
+          <w:szCs w:val="28"/>
+          <w:lang w:val="en-US"/>
+        </w:rPr>
+        <w:t>}</w:t>
+      </w:r>
+    </w:p>
+    <w:p>
+      <w:pPr>
+        <w:rPr>
+          <w:sz w:val="28"/>
+          <w:szCs w:val="28"/>
+          <w:lang w:val="en-US"/>
+        </w:rPr>
+      </w:pPr>
+      <w:r>
+        <w:rPr>
+          <w:sz w:val="28"/>
+          <w:szCs w:val="28"/>
+          <w:lang w:val="en-US"/>
+        </w:rPr>
+        <w:t xml:space="preserve">public static void </w:t>
+      </w:r>
+      <w:proofErr w:type="gramStart"/>
+      <w:r>
+        <w:rPr>
+          <w:sz w:val="28"/>
+          <w:szCs w:val="28"/>
+          <w:lang w:val="en-US"/>
+        </w:rPr>
+        <w:t>main(</w:t>
+      </w:r>
+      <w:proofErr w:type="gramEnd"/>
+      <w:r>
+        <w:rPr>
+          <w:sz w:val="28"/>
+          <w:szCs w:val="28"/>
+          <w:lang w:val="en-US"/>
+        </w:rPr>
+        <w:t xml:space="preserve">String[] </w:t>
+      </w:r>
+      <w:proofErr w:type="spellStart"/>
+      <w:r>
+        <w:rPr>
+          <w:sz w:val="28"/>
+          <w:szCs w:val="28"/>
+          <w:lang w:val="en-US"/>
+        </w:rPr>
+        <w:t>args</w:t>
+      </w:r>
+      <w:proofErr w:type="spellEnd"/>
+      <w:r>
+        <w:rPr>
+          <w:sz w:val="28"/>
+          <w:szCs w:val="28"/>
+          <w:lang w:val="en-US"/>
+        </w:rPr>
+        <w:t>){</w:t>
+      </w:r>
+    </w:p>
+    <w:p>
+      <w:pPr>
+        <w:rPr>
+          <w:sz w:val="28"/>
+          <w:szCs w:val="28"/>
+          <w:lang w:val="en-US"/>
+        </w:rPr>
+      </w:pPr>
+      <w:r>
+        <w:rPr>
+          <w:sz w:val="28"/>
+          <w:szCs w:val="28"/>
+          <w:lang w:val="en-US"/>
+        </w:rPr>
+        <w:t>}</w:t>
+      </w:r>
+    </w:p>
+    <w:p>
+      <w:pPr>
+        <w:rPr>
+          <w:sz w:val="28"/>
+          <w:szCs w:val="28"/>
+          <w:lang w:val="en-US"/>
+        </w:rPr>
+      </w:pPr>
+      <w:r>
+        <w:rPr>
+          <w:sz w:val="28"/>
+          <w:szCs w:val="28"/>
+          <w:lang w:val="en-US"/>
+        </w:rPr>
+        <w:t xml:space="preserve">public static void </w:t>
+      </w:r>
+      <w:proofErr w:type="gramStart"/>
+      <w:r>
+        <w:rPr>
+          <w:sz w:val="28"/>
+          <w:szCs w:val="28"/>
+          <w:lang w:val="en-US"/>
+        </w:rPr>
+        <w:t>main(</w:t>
+      </w:r>
+      <w:proofErr w:type="gramEnd"/>
+      <w:r>
+        <w:rPr>
+          <w:sz w:val="28"/>
+          <w:szCs w:val="28"/>
+          <w:lang w:val="en-US"/>
+        </w:rPr>
+        <w:t xml:space="preserve">String[] </w:t>
+      </w:r>
+      <w:proofErr w:type="spellStart"/>
+      <w:r>
+        <w:rPr>
+          <w:sz w:val="28"/>
+          <w:szCs w:val="28"/>
+          <w:lang w:val="en-US"/>
+        </w:rPr>
+        <w:t>args</w:t>
+      </w:r>
+      <w:proofErr w:type="spellEnd"/>
+      <w:r>
+        <w:rPr>
+          <w:sz w:val="28"/>
+          <w:szCs w:val="28"/>
+          <w:lang w:val="en-US"/>
+        </w:rPr>
+        <w:t>){</w:t>
+      </w:r>
+    </w:p>
+    <w:p>
+      <w:pPr>
+        <w:rPr>
+          <w:sz w:val="28"/>
+          <w:szCs w:val="28"/>
+          <w:lang w:val="en-US"/>
+        </w:rPr>
+      </w:pPr>
+      <w:r>
+        <w:rPr>
+          <w:sz w:val="28"/>
+          <w:szCs w:val="28"/>
+          <w:lang w:val="en-US"/>
+        </w:rPr>
+        <w:t>}</w:t>
+      </w:r>
+    </w:p>
+    <w:p>
+      <w:pPr>
+        <w:rPr>
+          <w:sz w:val="28"/>
+          <w:szCs w:val="28"/>
+          <w:lang w:val="en-US"/>
+        </w:rPr>
+      </w:pPr>
+      <w:r>
+        <w:rPr>
+          <w:sz w:val="28"/>
+          <w:szCs w:val="28"/>
+          <w:lang w:val="en-US"/>
+        </w:rPr>
+        <w:t xml:space="preserve">public static void </w:t>
+      </w:r>
+      <w:proofErr w:type="gramStart"/>
+      <w:r>
+        <w:rPr>
+          <w:sz w:val="28"/>
+          <w:szCs w:val="28"/>
+          <w:lang w:val="en-US"/>
+        </w:rPr>
+        <w:t>main(</w:t>
+      </w:r>
+      <w:proofErr w:type="gramEnd"/>
+      <w:r>
+        <w:rPr>
+          <w:sz w:val="28"/>
+          <w:szCs w:val="28"/>
+          <w:lang w:val="en-US"/>
+        </w:rPr>
+        <w:t xml:space="preserve">String[] </w:t>
+      </w:r>
+      <w:proofErr w:type="spellStart"/>
+      <w:r>
+        <w:rPr>
+          <w:sz w:val="28"/>
+          <w:szCs w:val="28"/>
+          <w:lang w:val="en-US"/>
+        </w:rPr>
+        <w:t>args</w:t>
+      </w:r>
+      <w:proofErr w:type="spellEnd"/>
+      <w:r>
+        <w:rPr>
+          <w:sz w:val="28"/>
+          <w:szCs w:val="28"/>
+          <w:lang w:val="en-US"/>
+        </w:rPr>
+        <w:t>){</w:t>
+      </w:r>
+    </w:p>
+    <w:p>
+      <w:pPr>
+        <w:rPr>
+          <w:sz w:val="28"/>
+          <w:szCs w:val="28"/>
+          <w:lang w:val="en-US"/>
+        </w:rPr>
+      </w:pPr>
+      <w:r>
+        <w:rPr>
+          <w:sz w:val="28"/>
+          <w:szCs w:val="28"/>
+          <w:lang w:val="en-US"/>
+        </w:rPr>
+        <w:t>}</w:t>
+      </w:r>
+    </w:p>
+    <w:p>
+      <w:pPr>
+        <w:rPr>
+          <w:sz w:val="28"/>
+          <w:szCs w:val="28"/>
+          <w:lang w:val="en-US"/>
+        </w:rPr>
+      </w:pPr>
+      <w:r>
+        <w:rPr>
+          <w:sz w:val="28"/>
+          <w:szCs w:val="28"/>
+          <w:lang w:val="en-US"/>
+        </w:rPr>
+        <w:t xml:space="preserve">public static void </w:t>
+      </w:r>
+      <w:proofErr w:type="gramStart"/>
+      <w:r>
+        <w:rPr>
+          <w:sz w:val="28"/>
+          <w:szCs w:val="28"/>
+          <w:lang w:val="en-US"/>
+        </w:rPr>
+        <w:t>main(</w:t>
+      </w:r>
+      <w:proofErr w:type="gramEnd"/>
+      <w:r>
+        <w:rPr>
+          <w:sz w:val="28"/>
+          <w:szCs w:val="28"/>
+          <w:lang w:val="en-US"/>
+        </w:rPr>
+        <w:t xml:space="preserve">String[] </w:t>
+      </w:r>
+      <w:proofErr w:type="spellStart"/>
+      <w:r>
+        <w:rPr>
+          <w:sz w:val="28"/>
+          <w:szCs w:val="28"/>
+          <w:lang w:val="en-US"/>
+        </w:rPr>
+        <w:t>args</w:t>
+      </w:r>
+      <w:proofErr w:type="spellEnd"/>
+      <w:r>
+        <w:rPr>
+          <w:sz w:val="28"/>
+          <w:szCs w:val="28"/>
+          <w:lang w:val="en-US"/>
+        </w:rPr>
+        <w:t>){</w:t>
+      </w:r>
+    </w:p>
+    <w:p>
+      <w:pPr>
+        <w:rPr>
+          <w:sz w:val="28"/>
+          <w:szCs w:val="28"/>
+          <w:lang w:val="en-US"/>
+        </w:rPr>
+      </w:pPr>
+      <w:r>
+        <w:rPr>
+          <w:sz w:val="28"/>
+          <w:szCs w:val="28"/>
+          <w:lang w:val="en-US"/>
+        </w:rPr>
+        <w:t>}</w:t>
+      </w:r>
+    </w:p>
+    <w:p>
+      <w:pPr>
+        <w:rPr>
+          <w:sz w:val="28"/>
+          <w:szCs w:val="28"/>
+          <w:lang w:val="en-US"/>
+        </w:rPr>
+      </w:pPr>
+      <w:r>
+        <w:rPr>
+          <w:sz w:val="28"/>
+          <w:szCs w:val="28"/>
+          <w:lang w:val="en-US"/>
+        </w:rPr>
+        <w:t xml:space="preserve">public static void </w:t>
+      </w:r>
+      <w:proofErr w:type="gramStart"/>
+      <w:r>
+        <w:rPr>
+          <w:sz w:val="28"/>
+          <w:szCs w:val="28"/>
+          <w:lang w:val="en-US"/>
+        </w:rPr>
+        <w:t>main(</w:t>
+      </w:r>
+      <w:proofErr w:type="gramEnd"/>
+      <w:r>
+        <w:rPr>
+          <w:sz w:val="28"/>
+          <w:szCs w:val="28"/>
+          <w:lang w:val="en-US"/>
+        </w:rPr>
+        <w:t xml:space="preserve">String[] </w:t>
+      </w:r>
+      <w:proofErr w:type="spellStart"/>
+      <w:r>
+        <w:rPr>
+          <w:sz w:val="28"/>
+          <w:szCs w:val="28"/>
+          <w:lang w:val="en-US"/>
+        </w:rPr>
+        <w:t>args</w:t>
+      </w:r>
+      <w:proofErr w:type="spellEnd"/>
+      <w:r>
+        <w:rPr>
+          <w:sz w:val="28"/>
+          <w:szCs w:val="28"/>
+          <w:lang w:val="en-US"/>
+        </w:rPr>
+        <w:t>){</w:t>
+      </w:r>
+    </w:p>
+    <w:p>
+      <w:pPr>
+        <w:rPr>
+          <w:sz w:val="28"/>
+          <w:szCs w:val="28"/>
+          <w:lang w:val="en-US"/>
+        </w:rPr>
+      </w:pPr>
+      <w:r>
+        <w:rPr>
+          <w:sz w:val="28"/>
+          <w:szCs w:val="28"/>
+          <w:lang w:val="en-US"/>
+        </w:rPr>
+        <w:t>}</w:t>
+      </w:r>
+    </w:p>
+    <w:p>
+      <w:pPr>
+        <w:rPr>
+          <w:sz w:val="28"/>
+          <w:szCs w:val="28"/>
+          <w:lang w:val="en-US"/>
+        </w:rPr>
+      </w:pPr>
+      <w:r>
+        <w:rPr>
+          <w:sz w:val="28"/>
+          <w:szCs w:val="28"/>
+          <w:lang w:val="en-US"/>
+        </w:rPr>
+        <w:t xml:space="preserve">public static void </w:t>
+      </w:r>
+      <w:proofErr w:type="gramStart"/>
+      <w:r>
+        <w:rPr>
+          <w:sz w:val="28"/>
+          <w:szCs w:val="28"/>
+          <w:lang w:val="en-US"/>
+        </w:rPr>
+        <w:t>main(</w:t>
+      </w:r>
+      <w:proofErr w:type="gramEnd"/>
+      <w:r>
+        <w:rPr>
+          <w:sz w:val="28"/>
+          <w:szCs w:val="28"/>
+          <w:lang w:val="en-US"/>
+        </w:rPr>
+        <w:t xml:space="preserve">String[] </w:t>
+      </w:r>
+      <w:proofErr w:type="spellStart"/>
+      <w:r>
+        <w:rPr>
+          <w:sz w:val="28"/>
+          <w:szCs w:val="28"/>
+          <w:lang w:val="en-US"/>
+        </w:rPr>
+        <w:t>args</w:t>
+      </w:r>
+      <w:proofErr w:type="spellEnd"/>
+      <w:r>
+        <w:rPr>
+          <w:sz w:val="28"/>
+          <w:szCs w:val="28"/>
+          <w:lang w:val="en-US"/>
+        </w:rPr>
+        <w:t>){</w:t>
+      </w:r>
+    </w:p>
+    <w:p>
+      <w:pPr>
+        <w:rPr>
+          <w:sz w:val="28"/>
+          <w:szCs w:val="28"/>
+          <w:lang w:val="en-US"/>
+        </w:rPr>
+      </w:pPr>
+      <w:r>
+        <w:rPr>
+          <w:sz w:val="28"/>
+          <w:szCs w:val="28"/>
+          <w:lang w:val="en-US"/>
+        </w:rPr>
+        <w:t>}</w:t>
+      </w:r>
+    </w:p>
+    <w:p>
+      <w:pPr>
+        <w:rPr>
+          <w:sz w:val="28"/>
+          <w:szCs w:val="28"/>
+          <w:lang w:val="en-US"/>
+        </w:rPr>
+      </w:pPr>
+      <w:r>
+        <w:rPr>
+          <w:sz w:val="28"/>
+          <w:szCs w:val="28"/>
+          <w:lang w:val="en-US"/>
+        </w:rPr>
+        <w:t xml:space="preserve">public static void </w:t>
+      </w:r>
+      <w:proofErr w:type="gramStart"/>
+      <w:r>
+        <w:rPr>
+          <w:sz w:val="28"/>
+          <w:szCs w:val="28"/>
+          <w:lang w:val="en-US"/>
+        </w:rPr>
+        <w:t>main(</w:t>
+      </w:r>
+      <w:proofErr w:type="gramEnd"/>
+      <w:r>
+        <w:rPr>
+          <w:sz w:val="28"/>
+          <w:szCs w:val="28"/>
+          <w:lang w:val="en-US"/>
+        </w:rPr>
+        <w:t xml:space="preserve">String[] </w:t>
+      </w:r>
+      <w:proofErr w:type="spellStart"/>
+      <w:r>
+        <w:rPr>
+          <w:sz w:val="28"/>
+          <w:szCs w:val="28"/>
+          <w:lang w:val="en-US"/>
+        </w:rPr>
+        <w:t>args</w:t>
+      </w:r>
+      <w:proofErr w:type="spellEnd"/>
+      <w:r>
+        <w:rPr>
+          <w:sz w:val="28"/>
+          <w:szCs w:val="28"/>
+          <w:lang w:val="en-US"/>
+        </w:rPr>
+        <w:t>){</w:t>
+      </w:r>
+    </w:p>
+    <w:p>
+      <w:pPr>
+        <w:rPr>
+          <w:sz w:val="28"/>
+          <w:szCs w:val="28"/>
+          <w:lang w:val="en-US"/>
+        </w:rPr>
+      </w:pPr>
+      <w:r>
+        <w:rPr>
+          <w:sz w:val="28"/>
+          <w:szCs w:val="28"/>
+          <w:lang w:val="en-US"/>
+        </w:rPr>
+        <w:t>}</w:t>
+      </w:r>
+    </w:p>
+    <w:p>
+      <w:pPr>
+        <w:rPr>
+          <w:sz w:val="28"/>
+          <w:szCs w:val="28"/>
+          <w:lang w:val="en-US"/>
+        </w:rPr>
+      </w:pPr>
+      <w:r>
+        <w:rPr>
+          <w:sz w:val="28"/>
+          <w:szCs w:val="28"/>
+          <w:lang w:val="en-US"/>
+        </w:rPr>
+        <w:t xml:space="preserve">public static void </w:t>
+      </w:r>
+      <w:proofErr w:type="gramStart"/>
+      <w:r>
+        <w:rPr>
+          <w:sz w:val="28"/>
+          <w:szCs w:val="28"/>
+          <w:lang w:val="en-US"/>
+        </w:rPr>
+        <w:t>main(</w:t>
+      </w:r>
+      <w:proofErr w:type="gramEnd"/>
+      <w:r>
+        <w:rPr>
+          <w:sz w:val="28"/>
+          <w:szCs w:val="28"/>
+          <w:lang w:val="en-US"/>
+        </w:rPr>
+        <w:t xml:space="preserve">String[] </w:t>
+      </w:r>
+      <w:proofErr w:type="spellStart"/>
+      <w:r>
+        <w:rPr>
+          <w:sz w:val="28"/>
+          <w:szCs w:val="28"/>
+          <w:lang w:val="en-US"/>
+        </w:rPr>
+        <w:t>args</w:t>
+      </w:r>
+      <w:proofErr w:type="spellEnd"/>
+      <w:r>
+        <w:rPr>
+          <w:sz w:val="28"/>
+          <w:szCs w:val="28"/>
+          <w:lang w:val="en-US"/>
+        </w:rPr>
+        <w:t>){</w:t>
+      </w:r>
+    </w:p>
+    <w:p>
+      <w:pPr>
+        <w:rPr>
+          <w:sz w:val="28"/>
+          <w:szCs w:val="28"/>
+          <w:lang w:val="en-US"/>
+        </w:rPr>
+      </w:pPr>
+      <w:r>
+        <w:rPr>
+          <w:sz w:val="28"/>
+          <w:szCs w:val="28"/>
+          <w:lang w:val="en-US"/>
+        </w:rPr>
+        <w:t>}</w:t>
+      </w:r>
+    </w:p>
+    <w:p>
+      <w:pPr>
+        <w:rPr>
+          <w:sz w:val="28"/>
+          <w:szCs w:val="28"/>
+          <w:lang w:val="en-US"/>
+        </w:rPr>
+      </w:pPr>
+      <w:r>
+        <w:rPr>
+          <w:sz w:val="28"/>
+          <w:szCs w:val="28"/>
+          <w:lang w:val="en-US"/>
+        </w:rPr>
+        <w:t xml:space="preserve">public static void </w:t>
+      </w:r>
+      <w:proofErr w:type="gramStart"/>
+      <w:r>
+        <w:rPr>
+          <w:sz w:val="28"/>
+          <w:szCs w:val="28"/>
+          <w:lang w:val="en-US"/>
+        </w:rPr>
+        <w:t>main(</w:t>
+      </w:r>
+      <w:proofErr w:type="gramEnd"/>
+      <w:r>
+        <w:rPr>
+          <w:sz w:val="28"/>
+          <w:szCs w:val="28"/>
+          <w:lang w:val="en-US"/>
+        </w:rPr>
+        <w:t xml:space="preserve">String[] </w:t>
+      </w:r>
+      <w:proofErr w:type="spellStart"/>
+      <w:r>
+        <w:rPr>
+          <w:sz w:val="28"/>
+          <w:szCs w:val="28"/>
+          <w:lang w:val="en-US"/>
+        </w:rPr>
+        <w:t>args</w:t>
+      </w:r>
+      <w:proofErr w:type="spellEnd"/>
+      <w:r>
+        <w:rPr>
+          <w:sz w:val="28"/>
+          <w:szCs w:val="28"/>
+          <w:lang w:val="en-US"/>
+        </w:rPr>
+        <w:t>){</w:t>
+      </w:r>
+    </w:p>
+    <w:p>
+      <w:pPr>
+        <w:rPr>
+          <w:sz w:val="28"/>
+          <w:szCs w:val="28"/>
+          <w:lang w:val="en-US"/>
+        </w:rPr>
+      </w:pPr>
+      <w:r>
+        <w:rPr>
+          <w:sz w:val="28"/>
+          <w:szCs w:val="28"/>
+          <w:lang w:val="en-US"/>
+        </w:rPr>
+        <w:t>}</w:t>
+      </w:r>
+    </w:p>
+    <w:p>
+      <w:pPr>
+        <w:rPr>
+          <w:sz w:val="28"/>
+          <w:szCs w:val="28"/>
+          <w:lang w:val="en-US"/>
+        </w:rPr>
+      </w:pPr>
+      <w:r>
+        <w:rPr>
+          <w:sz w:val="28"/>
+          <w:szCs w:val="28"/>
+          <w:lang w:val="en-US"/>
+        </w:rPr>
+        <w:lastRenderedPageBreak/>
+        <w:t xml:space="preserve">public static void </w:t>
+      </w:r>
+      <w:proofErr w:type="gramStart"/>
+      <w:r>
+        <w:rPr>
+          <w:sz w:val="28"/>
+          <w:szCs w:val="28"/>
+          <w:lang w:val="en-US"/>
+        </w:rPr>
+        <w:t>main(</w:t>
+      </w:r>
+      <w:proofErr w:type="gramEnd"/>
+      <w:r>
+        <w:rPr>
+          <w:sz w:val="28"/>
+          <w:szCs w:val="28"/>
+          <w:lang w:val="en-US"/>
+        </w:rPr>
+        <w:t xml:space="preserve">String[] </w:t>
+      </w:r>
+      <w:proofErr w:type="spellStart"/>
+      <w:r>
+        <w:rPr>
+          <w:sz w:val="28"/>
+          <w:szCs w:val="28"/>
+          <w:lang w:val="en-US"/>
+        </w:rPr>
+        <w:t>args</w:t>
+      </w:r>
+      <w:proofErr w:type="spellEnd"/>
+      <w:r>
+        <w:rPr>
+          <w:sz w:val="28"/>
+          <w:szCs w:val="28"/>
+          <w:lang w:val="en-US"/>
+        </w:rPr>
+        <w:t>){</w:t>
+      </w:r>
+    </w:p>
+    <w:p>
+      <w:pPr>
+        <w:rPr>
+          <w:sz w:val="28"/>
+          <w:szCs w:val="28"/>
+          <w:lang w:val="en-US"/>
+        </w:rPr>
+      </w:pPr>
+      <w:r>
+        <w:rPr>
+          <w:sz w:val="28"/>
+          <w:szCs w:val="28"/>
+          <w:lang w:val="en-US"/>
+        </w:rPr>
+        <w:t>}</w:t>
+      </w:r>
+    </w:p>
+    <w:p>
+      <w:pPr>
+        <w:rPr>
+          <w:sz w:val="28"/>
+          <w:szCs w:val="28"/>
+          <w:lang w:val="en-US"/>
+        </w:rPr>
+      </w:pPr>
+      <w:r>
+        <w:rPr>
+          <w:sz w:val="28"/>
+          <w:szCs w:val="28"/>
+          <w:lang w:val="en-US"/>
+        </w:rPr>
+        <w:t xml:space="preserve">public static void </w:t>
+      </w:r>
+      <w:proofErr w:type="gramStart"/>
+      <w:r>
+        <w:rPr>
+          <w:sz w:val="28"/>
+          <w:szCs w:val="28"/>
+          <w:lang w:val="en-US"/>
+        </w:rPr>
+        <w:t>main(</w:t>
+      </w:r>
+      <w:proofErr w:type="gramEnd"/>
+      <w:r>
+        <w:rPr>
+          <w:sz w:val="28"/>
+          <w:szCs w:val="28"/>
+          <w:lang w:val="en-US"/>
+        </w:rPr>
+        <w:t xml:space="preserve">String[] </w:t>
+      </w:r>
+      <w:proofErr w:type="spellStart"/>
+      <w:r>
+        <w:rPr>
+          <w:sz w:val="28"/>
+          <w:szCs w:val="28"/>
+          <w:lang w:val="en-US"/>
+        </w:rPr>
+        <w:t>args</w:t>
+      </w:r>
+      <w:proofErr w:type="spellEnd"/>
+      <w:r>
+        <w:rPr>
+          <w:sz w:val="28"/>
+          <w:szCs w:val="28"/>
+          <w:lang w:val="en-US"/>
+        </w:rPr>
+        <w:t>){</w:t>
+      </w:r>
+    </w:p>
+    <w:p>
+      <w:pPr>
+        <w:rPr>
+          <w:sz w:val="28"/>
+          <w:szCs w:val="28"/>
+          <w:lang w:val="en-US"/>
+        </w:rPr>
+      </w:pPr>
+      <w:r>
+        <w:rPr>
+          <w:sz w:val="28"/>
+          <w:szCs w:val="28"/>
+          <w:lang w:val="en-US"/>
+        </w:rPr>
+        <w:t>}</w:t>
+      </w:r>
+    </w:p>
+    <w:p>
+      <w:pPr>
+        <w:rPr>
+          <w:sz w:val="28"/>
+          <w:szCs w:val="28"/>
+          <w:lang w:val="en-US"/>
+        </w:rPr>
+      </w:pPr>
+      <w:r>
+        <w:rPr>
+          <w:sz w:val="28"/>
+          <w:szCs w:val="28"/>
+          <w:lang w:val="en-US"/>
+        </w:rPr>
+        <w:t xml:space="preserve">public static void </w:t>
+      </w:r>
+      <w:proofErr w:type="gramStart"/>
+      <w:r>
+        <w:rPr>
+          <w:sz w:val="28"/>
+          <w:szCs w:val="28"/>
+          <w:lang w:val="en-US"/>
+        </w:rPr>
+        <w:t>main(</w:t>
+      </w:r>
+      <w:proofErr w:type="gramEnd"/>
+      <w:r>
+        <w:rPr>
+          <w:sz w:val="28"/>
+          <w:szCs w:val="28"/>
+          <w:lang w:val="en-US"/>
+        </w:rPr>
+        <w:t xml:space="preserve">String[] </w:t>
+      </w:r>
+      <w:proofErr w:type="spellStart"/>
+      <w:r>
+        <w:rPr>
+          <w:sz w:val="28"/>
+          <w:szCs w:val="28"/>
+          <w:lang w:val="en-US"/>
+        </w:rPr>
+        <w:t>args</w:t>
+      </w:r>
+      <w:proofErr w:type="spellEnd"/>
+      <w:r>
+        <w:rPr>
+          <w:sz w:val="28"/>
+          <w:szCs w:val="28"/>
+          <w:lang w:val="en-US"/>
+        </w:rPr>
+        <w:t>){</w:t>
+      </w:r>
+    </w:p>
+    <w:p>
+      <w:pPr>
+        <w:rPr>
+          <w:sz w:val="28"/>
+          <w:szCs w:val="28"/>
+          <w:lang w:val="en-US"/>
+        </w:rPr>
+      </w:pPr>
+      <w:r>
+        <w:rPr>
+          <w:sz w:val="28"/>
+          <w:szCs w:val="28"/>
+          <w:lang w:val="en-US"/>
+        </w:rPr>
+        <w:t>}</w:t>
+      </w:r>
+    </w:p>
+    <w:p>
+      <w:pPr>
+        <w:rPr>
+          <w:sz w:val="28"/>
+          <w:szCs w:val="28"/>
+          <w:lang w:val="en-US"/>
+        </w:rPr>
+      </w:pPr>
+      <w:r>
+        <w:rPr>
+          <w:sz w:val="28"/>
+          <w:szCs w:val="28"/>
+          <w:lang w:val="en-US"/>
+        </w:rPr>
+        <w:t xml:space="preserve">public static void </w:t>
+      </w:r>
+      <w:proofErr w:type="gramStart"/>
+      <w:r>
+        <w:rPr>
+          <w:sz w:val="28"/>
+          <w:szCs w:val="28"/>
+          <w:lang w:val="en-US"/>
+        </w:rPr>
+        <w:t>main(</w:t>
+      </w:r>
+      <w:proofErr w:type="gramEnd"/>
+      <w:r>
+        <w:rPr>
+          <w:sz w:val="28"/>
+          <w:szCs w:val="28"/>
+          <w:lang w:val="en-US"/>
+        </w:rPr>
+        <w:t xml:space="preserve">String[] </w:t>
+      </w:r>
+      <w:proofErr w:type="spellStart"/>
+      <w:r>
+        <w:rPr>
+          <w:sz w:val="28"/>
+          <w:szCs w:val="28"/>
+          <w:lang w:val="en-US"/>
+        </w:rPr>
+        <w:t>args</w:t>
+      </w:r>
+      <w:proofErr w:type="spellEnd"/>
+      <w:r>
+        <w:rPr>
+          <w:sz w:val="28"/>
+          <w:szCs w:val="28"/>
+          <w:lang w:val="en-US"/>
+        </w:rPr>
+        <w:t>){</w:t>
+      </w:r>
+    </w:p>
+    <w:p>
+      <w:pPr>
+        <w:rPr>
+          <w:sz w:val="28"/>
+          <w:szCs w:val="28"/>
+          <w:lang w:val="en-US"/>
+        </w:rPr>
+      </w:pPr>
+      <w:r>
+        <w:rPr>
+          <w:sz w:val="28"/>
+          <w:szCs w:val="28"/>
+          <w:lang w:val="en-US"/>
+        </w:rPr>
+        <w:t>}</w:t>
+      </w:r>
+    </w:p>
+    <w:p>
+      <w:pPr>
+        <w:rPr>
+          <w:sz w:val="28"/>
+          <w:szCs w:val="28"/>
+          <w:lang w:val="en-US"/>
+        </w:rPr>
+      </w:pPr>
+      <w:r>
+        <w:rPr>
+          <w:sz w:val="28"/>
+          <w:szCs w:val="28"/>
+          <w:lang w:val="en-US"/>
+        </w:rPr>
+        <w:t xml:space="preserve">public static void </w:t>
+      </w:r>
+      <w:proofErr w:type="gramStart"/>
+      <w:r>
+        <w:rPr>
+          <w:sz w:val="28"/>
+          <w:szCs w:val="28"/>
+          <w:lang w:val="en-US"/>
+        </w:rPr>
+        <w:t>main(</w:t>
+      </w:r>
+      <w:proofErr w:type="gramEnd"/>
+      <w:r>
+        <w:rPr>
+          <w:sz w:val="28"/>
+          <w:szCs w:val="28"/>
+          <w:lang w:val="en-US"/>
+        </w:rPr>
+        <w:t xml:space="preserve">String[] </w:t>
+      </w:r>
+      <w:proofErr w:type="spellStart"/>
+      <w:r>
+        <w:rPr>
+          <w:sz w:val="28"/>
+          <w:szCs w:val="28"/>
+          <w:lang w:val="en-US"/>
+        </w:rPr>
+        <w:t>args</w:t>
+      </w:r>
+      <w:proofErr w:type="spellEnd"/>
+      <w:r>
+        <w:rPr>
+          <w:sz w:val="28"/>
+          <w:szCs w:val="28"/>
+          <w:lang w:val="en-US"/>
+        </w:rPr>
+        <w:t>){</w:t>
+      </w:r>
+    </w:p>
+    <w:p>
+      <w:pPr>
+        <w:rPr>
+          <w:sz w:val="28"/>
+          <w:szCs w:val="28"/>
+          <w:lang w:val="en-US"/>
+        </w:rPr>
+      </w:pPr>
+      <w:r>
+        <w:rPr>
+          <w:sz w:val="28"/>
+          <w:szCs w:val="28"/>
+          <w:lang w:val="en-US"/>
+        </w:rPr>
+        <w:t>}</w:t>
+      </w:r>
+    </w:p>
+    <w:p>
+      <w:pPr>
+        <w:rPr>
+          <w:sz w:val="28"/>
+          <w:szCs w:val="28"/>
+          <w:lang w:val="en-US"/>
+        </w:rPr>
+      </w:pPr>
+      <w:r>
+        <w:rPr>
+          <w:sz w:val="28"/>
+          <w:szCs w:val="28"/>
+          <w:lang w:val="en-US"/>
+        </w:rPr>
+        <w:t xml:space="preserve">public static void </w:t>
+      </w:r>
+      <w:proofErr w:type="gramStart"/>
+      <w:r>
+        <w:rPr>
+          <w:sz w:val="28"/>
+          <w:szCs w:val="28"/>
+          <w:lang w:val="en-US"/>
+        </w:rPr>
+        <w:t>main(</w:t>
+      </w:r>
+      <w:proofErr w:type="gramEnd"/>
+      <w:r>
+        <w:rPr>
+          <w:sz w:val="28"/>
+          <w:szCs w:val="28"/>
+          <w:lang w:val="en-US"/>
+        </w:rPr>
+        <w:t xml:space="preserve">String[] </w:t>
+      </w:r>
+      <w:proofErr w:type="spellStart"/>
+      <w:r>
+        <w:rPr>
+          <w:sz w:val="28"/>
+          <w:szCs w:val="28"/>
+          <w:lang w:val="en-US"/>
+        </w:rPr>
+        <w:t>args</w:t>
+      </w:r>
+      <w:proofErr w:type="spellEnd"/>
+      <w:r>
+        <w:rPr>
+          <w:sz w:val="28"/>
+          <w:szCs w:val="28"/>
+          <w:lang w:val="en-US"/>
+        </w:rPr>
+        <w:t>){</w:t>
+      </w:r>
+    </w:p>
+    <w:p>
+      <w:pPr>
+        <w:rPr>
+          <w:sz w:val="28"/>
+          <w:szCs w:val="28"/>
+          <w:lang w:val="en-US"/>
+        </w:rPr>
+      </w:pPr>
+      <w:r>
+        <w:rPr>
+          <w:sz w:val="28"/>
+          <w:szCs w:val="28"/>
+          <w:lang w:val="en-US"/>
+        </w:rPr>
+        <w:t>}</w:t>
+      </w:r>
+    </w:p>
+    <w:p>
+      <w:pPr>
+        <w:rPr>
+          <w:sz w:val="28"/>
+          <w:szCs w:val="28"/>
+          <w:lang w:val="en-US"/>
+        </w:rPr>
+      </w:pPr>
+      <w:r>
+        <w:rPr>
+          <w:sz w:val="28"/>
+          <w:szCs w:val="28"/>
+          <w:lang w:val="en-US"/>
+        </w:rPr>
+        <w:t xml:space="preserve">public static void </w:t>
+      </w:r>
+      <w:proofErr w:type="gramStart"/>
+      <w:r>
+        <w:rPr>
+          <w:sz w:val="28"/>
+          <w:szCs w:val="28"/>
+          <w:lang w:val="en-US"/>
+        </w:rPr>
+        <w:t>main(</w:t>
+      </w:r>
+      <w:proofErr w:type="gramEnd"/>
+      <w:r>
+        <w:rPr>
+          <w:sz w:val="28"/>
+          <w:szCs w:val="28"/>
+          <w:lang w:val="en-US"/>
+        </w:rPr>
+        <w:t xml:space="preserve">String[] </w:t>
+      </w:r>
+      <w:proofErr w:type="spellStart"/>
+      <w:r>
+        <w:rPr>
+          <w:sz w:val="28"/>
+          <w:szCs w:val="28"/>
+          <w:lang w:val="en-US"/>
+        </w:rPr>
+        <w:t>args</w:t>
+      </w:r>
+      <w:proofErr w:type="spellEnd"/>
+      <w:r>
+        <w:rPr>
+          <w:sz w:val="28"/>
+          <w:szCs w:val="28"/>
+          <w:lang w:val="en-US"/>
+        </w:rPr>
+        <w:t>){</w:t>
+      </w:r>
+    </w:p>
+    <w:p>
+      <w:pPr>
+        <w:rPr>
+          <w:sz w:val="28"/>
+          <w:szCs w:val="28"/>
+          <w:lang w:val="en-US"/>
+        </w:rPr>
+      </w:pPr>
+      <w:r>
+        <w:rPr>
+          <w:sz w:val="28"/>
+          <w:szCs w:val="28"/>
+          <w:lang w:val="en-US"/>
+        </w:rPr>
+        <w:t>}</w:t>
+      </w:r>
+    </w:p>
+    <w:p>
+      <w:pPr>
+        <w:rPr>
+          <w:sz w:val="28"/>
+          <w:szCs w:val="28"/>
+          <w:lang w:val="en-US"/>
+        </w:rPr>
+      </w:pPr>
+      <w:r>
+        <w:rPr>
+          <w:sz w:val="28"/>
+          <w:szCs w:val="28"/>
+          <w:lang w:val="en-US"/>
+        </w:rPr>
+        <w:t xml:space="preserve">public static void </w:t>
+      </w:r>
+      <w:proofErr w:type="gramStart"/>
+      <w:r>
+        <w:rPr>
+          <w:sz w:val="28"/>
+          <w:szCs w:val="28"/>
+          <w:lang w:val="en-US"/>
+        </w:rPr>
+        <w:t>main(</w:t>
+      </w:r>
+      <w:proofErr w:type="gramEnd"/>
+      <w:r>
+        <w:rPr>
+          <w:sz w:val="28"/>
+          <w:szCs w:val="28"/>
+          <w:lang w:val="en-US"/>
+        </w:rPr>
+        <w:t xml:space="preserve">String[] </w:t>
+      </w:r>
+      <w:proofErr w:type="spellStart"/>
+      <w:r>
+        <w:rPr>
+          <w:sz w:val="28"/>
+          <w:szCs w:val="28"/>
+          <w:lang w:val="en-US"/>
+        </w:rPr>
+        <w:t>args</w:t>
+      </w:r>
+      <w:proofErr w:type="spellEnd"/>
+      <w:r>
+        <w:rPr>
+          <w:sz w:val="28"/>
+          <w:szCs w:val="28"/>
+          <w:lang w:val="en-US"/>
+        </w:rPr>
+        <w:t>){</w:t>
+      </w:r>
+    </w:p>
+    <w:p>
+      <w:pPr>
+        <w:rPr>
+          <w:sz w:val="28"/>
+          <w:szCs w:val="28"/>
+          <w:lang w:val="en-US"/>
+        </w:rPr>
+      </w:pPr>
+      <w:r>
+        <w:rPr>
+          <w:sz w:val="28"/>
+          <w:szCs w:val="28"/>
+          <w:lang w:val="en-US"/>
+        </w:rPr>
+        <w:t>}</w:t>
+      </w:r>
+    </w:p>
+    <w:p>
+      <w:pPr>
+        <w:rPr>
+          <w:sz w:val="28"/>
+          <w:szCs w:val="28"/>
+          <w:lang w:val="en-US"/>
+        </w:rPr>
+      </w:pPr>
+      <w:r>
+        <w:rPr>
+          <w:sz w:val="28"/>
+          <w:szCs w:val="28"/>
+          <w:lang w:val="en-US"/>
+        </w:rPr>
+        <w:t xml:space="preserve">public static void </w:t>
+      </w:r>
+      <w:proofErr w:type="gramStart"/>
+      <w:r>
+        <w:rPr>
+          <w:sz w:val="28"/>
+          <w:szCs w:val="28"/>
+          <w:lang w:val="en-US"/>
+        </w:rPr>
+        <w:t>main(</w:t>
+      </w:r>
+      <w:proofErr w:type="gramEnd"/>
+      <w:r>
+        <w:rPr>
+          <w:sz w:val="28"/>
+          <w:szCs w:val="28"/>
+          <w:lang w:val="en-US"/>
+        </w:rPr>
+        <w:t xml:space="preserve">String[] </w:t>
+      </w:r>
+      <w:proofErr w:type="spellStart"/>
+      <w:r>
+        <w:rPr>
+          <w:sz w:val="28"/>
+          <w:szCs w:val="28"/>
+          <w:lang w:val="en-US"/>
+        </w:rPr>
+        <w:t>args</w:t>
+      </w:r>
+      <w:proofErr w:type="spellEnd"/>
+      <w:r>
+        <w:rPr>
+          <w:sz w:val="28"/>
+          <w:szCs w:val="28"/>
+          <w:lang w:val="en-US"/>
+        </w:rPr>
+        <w:t>){</w:t>
+      </w:r>
+    </w:p>
+    <w:p>
+      <w:pPr>
+        <w:rPr>
+          <w:sz w:val="28"/>
+          <w:szCs w:val="28"/>
+          <w:lang w:val="en-US"/>
+        </w:rPr>
+      </w:pPr>
+      <w:r>
+        <w:rPr>
+          <w:sz w:val="28"/>
+          <w:szCs w:val="28"/>
+          <w:lang w:val="en-US"/>
+        </w:rPr>
+        <w:t>}</w:t>
+      </w:r>
+    </w:p>
+    <w:p>
+      <w:pPr>
+        <w:rPr>
+          <w:sz w:val="28"/>
+          <w:szCs w:val="28"/>
+          <w:lang w:val="en-US"/>
+        </w:rPr>
+      </w:pPr>
+      <w:r>
+        <w:rPr>
+          <w:sz w:val="28"/>
+          <w:szCs w:val="28"/>
+          <w:lang w:val="en-US"/>
+        </w:rPr>
+        <w:t xml:space="preserve">public static void </w:t>
+      </w:r>
+      <w:proofErr w:type="gramStart"/>
+      <w:r>
+        <w:rPr>
+          <w:sz w:val="28"/>
+          <w:szCs w:val="28"/>
+          <w:lang w:val="en-US"/>
+        </w:rPr>
+        <w:t>main(</w:t>
+      </w:r>
+      <w:proofErr w:type="gramEnd"/>
+      <w:r>
+        <w:rPr>
+          <w:sz w:val="28"/>
+          <w:szCs w:val="28"/>
+          <w:lang w:val="en-US"/>
+        </w:rPr>
+        <w:t xml:space="preserve">String[] </w:t>
+      </w:r>
+      <w:proofErr w:type="spellStart"/>
+      <w:r>
+        <w:rPr>
+          <w:sz w:val="28"/>
+          <w:szCs w:val="28"/>
+          <w:lang w:val="en-US"/>
+        </w:rPr>
+        <w:t>args</w:t>
+      </w:r>
+      <w:proofErr w:type="spellEnd"/>
+      <w:r>
+        <w:rPr>
+          <w:sz w:val="28"/>
+          <w:szCs w:val="28"/>
+          <w:lang w:val="en-US"/>
+        </w:rPr>
+        <w:t>){</w:t>
+      </w:r>
+    </w:p>
+    <w:p>
+      <w:pPr>
+        <w:rPr>
+          <w:sz w:val="28"/>
+          <w:szCs w:val="28"/>
+          <w:lang w:val="en-US"/>
+        </w:rPr>
+      </w:pPr>
+      <w:r>
+        <w:rPr>
+          <w:sz w:val="28"/>
+          <w:szCs w:val="28"/>
+          <w:lang w:val="en-US"/>
+        </w:rPr>
+        <w:t>}</w:t>
+      </w:r>
+    </w:p>
+    <w:p>
+      <w:pPr>
+        <w:rPr>
+          <w:sz w:val="28"/>
+          <w:szCs w:val="28"/>
+          <w:lang w:val="en-US"/>
+        </w:rPr>
+      </w:pPr>
+      <w:r>
+        <w:rPr>
+          <w:sz w:val="28"/>
+          <w:szCs w:val="28"/>
+          <w:lang w:val="en-US"/>
+        </w:rPr>
+        <w:t xml:space="preserve">public static void </w:t>
+      </w:r>
+      <w:proofErr w:type="gramStart"/>
+      <w:r>
+        <w:rPr>
+          <w:sz w:val="28"/>
+          <w:szCs w:val="28"/>
+          <w:lang w:val="en-US"/>
+        </w:rPr>
+        <w:t>main(</w:t>
+      </w:r>
+      <w:proofErr w:type="gramEnd"/>
+      <w:r>
+        <w:rPr>
+          <w:sz w:val="28"/>
+          <w:szCs w:val="28"/>
+          <w:lang w:val="en-US"/>
+        </w:rPr>
+        <w:t xml:space="preserve">String[] </w:t>
+      </w:r>
+      <w:proofErr w:type="spellStart"/>
+      <w:r>
+        <w:rPr>
+          <w:sz w:val="28"/>
+          <w:szCs w:val="28"/>
+          <w:lang w:val="en-US"/>
+        </w:rPr>
+        <w:t>args</w:t>
+      </w:r>
+      <w:proofErr w:type="spellEnd"/>
+      <w:r>
+        <w:rPr>
+          <w:sz w:val="28"/>
+          <w:szCs w:val="28"/>
+          <w:lang w:val="en-US"/>
+        </w:rPr>
+        <w:t>){</w:t>
+      </w:r>
+    </w:p>
+    <w:p>
+      <w:pPr>
+        <w:rPr>
+          <w:sz w:val="28"/>
+          <w:szCs w:val="28"/>
+          <w:lang w:val="en-US"/>
+        </w:rPr>
+      </w:pPr>
+      <w:r>
+        <w:rPr>
+          <w:sz w:val="28"/>
+          <w:szCs w:val="28"/>
+          <w:lang w:val="en-US"/>
+        </w:rPr>
+        <w:t>}</w:t>
+      </w:r>
+    </w:p>
+    <w:p>
+      <w:pPr>
+        <w:rPr>
+          <w:sz w:val="28"/>
+          <w:szCs w:val="28"/>
+          <w:lang w:val="en-US"/>
+        </w:rPr>
+      </w:pPr>
+      <w:r>
+        <w:rPr>
+          <w:sz w:val="28"/>
+          <w:szCs w:val="28"/>
+          <w:lang w:val="en-US"/>
+        </w:rPr>
+        <w:t xml:space="preserve">public static void </w:t>
+      </w:r>
+      <w:proofErr w:type="gramStart"/>
+      <w:r>
+        <w:rPr>
+          <w:sz w:val="28"/>
+          <w:szCs w:val="28"/>
+          <w:lang w:val="en-US"/>
+        </w:rPr>
+        <w:t>main(</w:t>
+      </w:r>
+      <w:proofErr w:type="gramEnd"/>
+      <w:r>
+        <w:rPr>
+          <w:sz w:val="28"/>
+          <w:szCs w:val="28"/>
+          <w:lang w:val="en-US"/>
+        </w:rPr>
+        <w:t xml:space="preserve">String[] </w:t>
+      </w:r>
+      <w:proofErr w:type="spellStart"/>
+      <w:r>
+        <w:rPr>
+          <w:sz w:val="28"/>
+          <w:szCs w:val="28"/>
+          <w:lang w:val="en-US"/>
+        </w:rPr>
+        <w:t>args</w:t>
+      </w:r>
+      <w:proofErr w:type="spellEnd"/>
+      <w:r>
+        <w:rPr>
+          <w:sz w:val="28"/>
+          <w:szCs w:val="28"/>
+          <w:lang w:val="en-US"/>
+        </w:rPr>
+        <w:t>){</w:t>
+      </w:r>
+    </w:p>
+    <w:p>
+      <w:pPr>
+        <w:rPr>
+          <w:sz w:val="28"/>
+          <w:szCs w:val="28"/>
+          <w:lang w:val="en-US"/>
+        </w:rPr>
+      </w:pPr>
+      <w:r>
+        <w:rPr>
+          <w:sz w:val="28"/>
+          <w:szCs w:val="28"/>
+          <w:lang w:val="en-US"/>
+        </w:rPr>
+        <w:t>}</w:t>
+      </w:r>
+    </w:p>
+    <w:p>
+      <w:pPr>
+        <w:rPr>
+          <w:sz w:val="28"/>
+          <w:szCs w:val="28"/>
+          <w:lang w:val="en-US"/>
+        </w:rPr>
+      </w:pPr>
+      <w:r>
+        <w:rPr>
+          <w:sz w:val="28"/>
+          <w:szCs w:val="28"/>
+          <w:lang w:val="en-US"/>
+        </w:rPr>
+        <w:t xml:space="preserve">public static void </w:t>
+      </w:r>
+      <w:proofErr w:type="gramStart"/>
+      <w:r>
+        <w:rPr>
+          <w:sz w:val="28"/>
+          <w:szCs w:val="28"/>
+          <w:lang w:val="en-US"/>
+        </w:rPr>
+        <w:t>main(</w:t>
+      </w:r>
+      <w:proofErr w:type="gramEnd"/>
+      <w:r>
+        <w:rPr>
+          <w:sz w:val="28"/>
+          <w:szCs w:val="28"/>
+          <w:lang w:val="en-US"/>
+        </w:rPr>
+        <w:t xml:space="preserve">String[] </w:t>
+      </w:r>
+      <w:proofErr w:type="spellStart"/>
+      <w:r>
+        <w:rPr>
+          <w:sz w:val="28"/>
+          <w:szCs w:val="28"/>
+          <w:lang w:val="en-US"/>
+        </w:rPr>
+        <w:t>args</w:t>
+      </w:r>
+      <w:proofErr w:type="spellEnd"/>
+      <w:r>
+        <w:rPr>
+          <w:sz w:val="28"/>
+          <w:szCs w:val="28"/>
+          <w:lang w:val="en-US"/>
+        </w:rPr>
+        <w:t>){</w:t>
+      </w:r>
+    </w:p>
+    <w:p>
+      <w:pPr>
+        <w:rPr>
+          <w:sz w:val="28"/>
+          <w:szCs w:val="28"/>
+          <w:lang w:val="en-US"/>
+        </w:rPr>
+      </w:pPr>
+      <w:r>
+        <w:rPr>
+          <w:sz w:val="28"/>
+          <w:szCs w:val="28"/>
+          <w:lang w:val="en-US"/>
+        </w:rPr>
+        <w:t>}</w:t>
+      </w:r>
+    </w:p>
+    <w:p>
+      <w:pPr>
+        <w:rPr>
+          <w:sz w:val="28"/>
+          <w:szCs w:val="28"/>
+          <w:lang w:val="en-US"/>
+        </w:rPr>
+      </w:pPr>
+      <w:r>
+        <w:rPr>
+          <w:sz w:val="28"/>
+          <w:szCs w:val="28"/>
+          <w:lang w:val="en-US"/>
+        </w:rPr>
+        <w:lastRenderedPageBreak/>
+        <w:t xml:space="preserve">public static void </w:t>
+      </w:r>
+      <w:proofErr w:type="gramStart"/>
+      <w:r>
+        <w:rPr>
+          <w:sz w:val="28"/>
+          <w:szCs w:val="28"/>
+          <w:lang w:val="en-US"/>
+        </w:rPr>
+        <w:t>main(</w:t>
+      </w:r>
+      <w:proofErr w:type="gramEnd"/>
+      <w:r>
+        <w:rPr>
+          <w:sz w:val="28"/>
+          <w:szCs w:val="28"/>
+          <w:lang w:val="en-US"/>
+        </w:rPr>
+        <w:t xml:space="preserve">String[] </w:t>
+      </w:r>
+      <w:proofErr w:type="spellStart"/>
+      <w:r>
+        <w:rPr>
+          <w:sz w:val="28"/>
+          <w:szCs w:val="28"/>
+          <w:lang w:val="en-US"/>
+        </w:rPr>
+        <w:t>args</w:t>
+      </w:r>
+      <w:proofErr w:type="spellEnd"/>
+      <w:r>
+        <w:rPr>
+          <w:sz w:val="28"/>
+          <w:szCs w:val="28"/>
+          <w:lang w:val="en-US"/>
+        </w:rPr>
+        <w:t>){</w:t>
+      </w:r>
+    </w:p>
+    <w:p>
+      <w:pPr>
+        <w:rPr>
+          <w:sz w:val="28"/>
+          <w:szCs w:val="28"/>
+          <w:lang w:val="en-US"/>
+        </w:rPr>
+      </w:pPr>
+      <w:r>
+        <w:rPr>
+          <w:sz w:val="28"/>
+          <w:szCs w:val="28"/>
+          <w:lang w:val="en-US"/>
+        </w:rPr>
+        <w:t>}</w:t>
       </w:r>
     </w:p>
     <w:p>
